--- a/fuentes/13450096_CF02_CFA.docx
+++ b/fuentes/13450096_CF02_CFA.docx
@@ -2893,7 +2893,10 @@
     </w:p>
     <w:p>
       <w:r>
-        <w:t>Para complementar la comprensión de los temas abordados, se recomienda acceder al siguiente video.</w:t>
+        <w:t>Para complementar la comprensión de los temas abordados, se recomienda acceder al siguiente video</w:t>
+      </w:r>
+      <w:r>
+        <w:t>:</w:t>
       </w:r>
     </w:p>
     <w:p/>
@@ -9143,61 +9146,7 @@
           <w:bCs/>
           <w:lang w:val="es-419" w:eastAsia="es-CO"/>
         </w:rPr>
-        <w:t>Desviación porcentual</w:t>
-      </w:r>
-      <w:proofErr w:type="gramStart"/>
-      <w:r>
-        <w:rPr>
-          <w:b/>
-          <w:bCs/>
-          <w:lang w:val="es-419" w:eastAsia="es-CO"/>
-        </w:rPr>
-        <w:t>=(</w:t>
-      </w:r>
-      <w:proofErr w:type="gramEnd"/>
-      <w:r>
-        <w:rPr>
-          <w:b/>
-          <w:bCs/>
-          <w:lang w:val="es-419" w:eastAsia="es-CO"/>
-        </w:rPr>
-        <w:t xml:space="preserve">Valor observado - Valor </w:t>
-      </w:r>
-      <w:proofErr w:type="gramStart"/>
-      <w:r>
-        <w:rPr>
-          <w:b/>
-          <w:bCs/>
-          <w:lang w:val="es-419" w:eastAsia="es-CO"/>
-        </w:rPr>
-        <w:t>proyectado )</w:t>
-      </w:r>
-      <w:proofErr w:type="gramEnd"/>
-      <w:r>
-        <w:rPr>
-          <w:b/>
-          <w:bCs/>
-          <w:lang w:val="es-419" w:eastAsia="es-CO"/>
-        </w:rPr>
-        <w:t xml:space="preserve">/(Valor </w:t>
-      </w:r>
-      <w:proofErr w:type="gramStart"/>
-      <w:r>
-        <w:rPr>
-          <w:b/>
-          <w:bCs/>
-          <w:lang w:val="es-419" w:eastAsia="es-CO"/>
-        </w:rPr>
-        <w:t>proyectado)  x</w:t>
-      </w:r>
-      <w:proofErr w:type="gramEnd"/>
-      <w:r>
-        <w:rPr>
-          <w:b/>
-          <w:bCs/>
-          <w:lang w:val="es-419" w:eastAsia="es-CO"/>
-        </w:rPr>
-        <w:t xml:space="preserve"> 100</w:t>
+        <w:t>Desviación porcentual=(Valor observado - Valor proyectado )/(Valor proyectado)  x 100</w:t>
       </w:r>
     </w:p>
     <w:p>
@@ -12709,6 +12658,12 @@
         <w:rPr>
           <w:lang w:val="es-419" w:eastAsia="es-CO"/>
         </w:rPr>
+        <w:t xml:space="preserve">La </w:t>
+      </w:r>
+      <w:r>
+        <w:rPr>
+          <w:lang w:val="es-419" w:eastAsia="es-CO"/>
+        </w:rPr>
         <w:t>formulación y seguimiento de las acciones de mejora permiten convertir los resultados de la evaluación en medidas concretas y contribuyen a mantener la coherencia, trazabilidad y actualización de la nota técnica.</w:t>
       </w:r>
     </w:p>
@@ -15228,13 +15183,8 @@
               <w:pStyle w:val="TextoTablas"/>
             </w:pPr>
             <w:r>
-              <w:t xml:space="preserve">Gilberto Junior Rodríguez </w:t>
-            </w:r>
-            <w:proofErr w:type="spellStart"/>
-            <w:r>
-              <w:t>Rodríguez</w:t>
-            </w:r>
-            <w:proofErr w:type="spellEnd"/>
+              <w:t>Gilberto Junior Rodríguez Rodríguez</w:t>
+            </w:r>
           </w:p>
         </w:tc>
         <w:tc>
@@ -15273,13 +15223,11 @@
             <w:pPr>
               <w:pStyle w:val="TextoTablas"/>
             </w:pPr>
-            <w:proofErr w:type="spellStart"/>
-            <w:r>
-              <w:t>orge</w:t>
-            </w:r>
-            <w:proofErr w:type="spellEnd"/>
-            <w:r>
-              <w:t xml:space="preserve"> Eduardo Rueda Peña</w:t>
+            <w:r>
+              <w:t>J</w:t>
+            </w:r>
+            <w:r>
+              <w:t>orge Eduardo Rueda Peña</w:t>
             </w:r>
           </w:p>
         </w:tc>
@@ -18257,6 +18205,7 @@
   <w:style w:type="character" w:default="1" w:styleId="Fuentedeprrafopredeter">
     <w:name w:val="Default Paragraph Font"/>
     <w:uiPriority w:val="1"/>
+    <w:semiHidden/>
     <w:unhideWhenUsed/>
   </w:style>
   <w:style w:type="table" w:default="1" w:styleId="Tablanormal">
@@ -19638,15 +19587,6 @@
 </file>
 
 <file path=customXml/item1.xml><?xml version="1.0" encoding="utf-8"?>
-<?mso-contentType ?>
-<FormTemplates xmlns="http://schemas.microsoft.com/sharepoint/v3/contenttype/forms">
-  <Display>DocumentLibraryForm</Display>
-  <Edit>DocumentLibraryForm</Edit>
-  <New>DocumentLibraryForm</New>
-</FormTemplates>
-</file>
-
-<file path=customXml/item2.xml><?xml version="1.0" encoding="utf-8"?>
 <ct:contentTypeSchema xmlns:ct="http://schemas.microsoft.com/office/2006/metadata/contentType" xmlns:ma="http://schemas.microsoft.com/office/2006/metadata/properties/metaAttributes" ct:_="" ma:_="" ma:contentTypeName="Documento" ma:contentTypeID="0x0101006A81D6BD42E8DF4C91013959704817E1" ma:contentTypeVersion="15" ma:contentTypeDescription="Crear nuevo documento." ma:contentTypeScope="" ma:versionID="bf4f72ffd194f0963ff564daca6869f7">
   <xsd:schema xmlns:xsd="http://www.w3.org/2001/XMLSchema" xmlns:xs="http://www.w3.org/2001/XMLSchema" xmlns:p="http://schemas.microsoft.com/office/2006/metadata/properties" xmlns:ns2="13c90a0b-73bc-4dc0-be5f-28d77b615beb" xmlns:ns3="13c93bba-48ce-428c-bfe5-88b42c19b028" targetNamespace="http://schemas.microsoft.com/office/2006/metadata/properties" ma:root="true" ma:fieldsID="8718d6f4873a5b1392a45044efa78385" ns2:_="" ns3:_="">
     <xsd:import namespace="13c90a0b-73bc-4dc0-be5f-28d77b615beb"/>
@@ -19881,7 +19821,20 @@
 </ct:contentTypeSchema>
 </file>
 
+<file path=customXml/item2.xml><?xml version="1.0" encoding="utf-8"?>
+<?mso-contentType ?>
+<FormTemplates xmlns="http://schemas.microsoft.com/sharepoint/v3/contenttype/forms">
+  <Display>DocumentLibraryForm</Display>
+  <Edit>DocumentLibraryForm</Edit>
+  <New>DocumentLibraryForm</New>
+</FormTemplates>
+</file>
+
 <file path=customXml/item3.xml><?xml version="1.0" encoding="utf-8"?>
+<b:Sources xmlns:b="http://schemas.openxmlformats.org/officeDocument/2006/bibliography" xmlns="http://schemas.openxmlformats.org/officeDocument/2006/bibliography" SelectedStyle="\APASixthEditionOfficeOnline.xsl" StyleName="APA" Version="6"/>
+</file>
+
+<file path=customXml/item4.xml><?xml version="1.0" encoding="utf-8"?>
 <p:properties xmlns:p="http://schemas.microsoft.com/office/2006/metadata/properties" xmlns:xsi="http://www.w3.org/2001/XMLSchema-instance" xmlns:pc="http://schemas.microsoft.com/office/infopath/2007/PartnerControls">
   <documentManagement>
     <TaxCatchAll xmlns="13c90a0b-73bc-4dc0-be5f-28d77b615beb" xsi:nil="true"/>
@@ -19892,19 +19845,7 @@
 </p:properties>
 </file>
 
-<file path=customXml/item4.xml><?xml version="1.0" encoding="utf-8"?>
-<b:Sources xmlns:b="http://schemas.openxmlformats.org/officeDocument/2006/bibliography" xmlns="http://schemas.openxmlformats.org/officeDocument/2006/bibliography" SelectedStyle="\APASixthEditionOfficeOnline.xsl" StyleName="APA" Version="6"/>
-</file>
-
 <file path=customXml/itemProps1.xml><?xml version="1.0" encoding="utf-8"?>
-<ds:datastoreItem xmlns:ds="http://schemas.openxmlformats.org/officeDocument/2006/customXml" ds:itemID="{10663269-2064-4804-8290-36D4A57F5557}">
-  <ds:schemaRefs>
-    <ds:schemaRef ds:uri="http://schemas.microsoft.com/sharepoint/v3/contenttype/forms"/>
-  </ds:schemaRefs>
-</ds:datastoreItem>
-</file>
-
-<file path=customXml/itemProps2.xml><?xml version="1.0" encoding="utf-8"?>
 <ds:datastoreItem xmlns:ds="http://schemas.openxmlformats.org/officeDocument/2006/customXml" ds:itemID="{59065960-E0CA-4804-83B5-320CBCDCC160}">
   <ds:schemaRefs>
     <ds:schemaRef ds:uri="http://schemas.microsoft.com/office/2006/metadata/contentType"/>
@@ -19923,7 +19864,23 @@
 </ds:datastoreItem>
 </file>
 
+<file path=customXml/itemProps2.xml><?xml version="1.0" encoding="utf-8"?>
+<ds:datastoreItem xmlns:ds="http://schemas.openxmlformats.org/officeDocument/2006/customXml" ds:itemID="{10663269-2064-4804-8290-36D4A57F5557}">
+  <ds:schemaRefs>
+    <ds:schemaRef ds:uri="http://schemas.microsoft.com/sharepoint/v3/contenttype/forms"/>
+  </ds:schemaRefs>
+</ds:datastoreItem>
+</file>
+
 <file path=customXml/itemProps3.xml><?xml version="1.0" encoding="utf-8"?>
+<ds:datastoreItem xmlns:ds="http://schemas.openxmlformats.org/officeDocument/2006/customXml" ds:itemID="{2D2B5832-E448-44FA-9BA7-4210E2303E31}">
+  <ds:schemaRefs>
+    <ds:schemaRef ds:uri="http://schemas.openxmlformats.org/officeDocument/2006/bibliography"/>
+  </ds:schemaRefs>
+</ds:datastoreItem>
+</file>
+
+<file path=customXml/itemProps4.xml><?xml version="1.0" encoding="utf-8"?>
 <ds:datastoreItem xmlns:ds="http://schemas.openxmlformats.org/officeDocument/2006/customXml" ds:itemID="{1279454D-02BE-4A9C-A117-DCD1573E2608}">
   <ds:schemaRefs>
     <ds:schemaRef ds:uri="http://schemas.microsoft.com/office/2006/metadata/properties"/>
@@ -19932,12 +19889,4 @@
     <ds:schemaRef ds:uri="13c93bba-48ce-428c-bfe5-88b42c19b028"/>
   </ds:schemaRefs>
 </ds:datastoreItem>
-</file>
-
-<file path=customXml/itemProps4.xml><?xml version="1.0" encoding="utf-8"?>
-<ds:datastoreItem xmlns:ds="http://schemas.openxmlformats.org/officeDocument/2006/customXml" ds:itemID="{2D2B5832-E448-44FA-9BA7-4210E2303E31}">
-  <ds:schemaRefs>
-    <ds:schemaRef ds:uri="http://schemas.openxmlformats.org/officeDocument/2006/bibliography"/>
-  </ds:schemaRefs>
-</ds:datastoreItem>
 </file>
--- a/fuentes/13450096_CF02_CFA.docx
+++ b/fuentes/13450096_CF02_CFA.docx
@@ -1,6 +1,6 @@
 
 <file path=word/document.xml><?xml version="1.0" encoding="utf-8"?>
-<w:document xmlns:wpc="http://schemas.microsoft.com/office/word/2010/wordprocessingCanvas" xmlns:cx="http://schemas.microsoft.com/office/drawing/2014/chartex" xmlns:cx1="http://schemas.microsoft.com/office/drawing/2015/9/8/chartex" xmlns:cx2="http://schemas.microsoft.com/office/drawing/2015/10/21/chartex" xmlns:cx3="http://schemas.microsoft.com/office/drawing/2016/5/9/chartex" xmlns:cx4="http://schemas.microsoft.com/office/drawing/2016/5/10/chartex" xmlns:cx5="http://schemas.microsoft.com/office/drawing/2016/5/11/chartex" xmlns:cx6="http://schemas.microsoft.com/office/drawing/2016/5/12/chartex" xmlns:cx7="http://schemas.microsoft.com/office/drawing/2016/5/13/chartex" xmlns:cx8="http://schemas.microsoft.com/office/drawing/2016/5/14/chartex" xmlns:mc="http://schemas.openxmlformats.org/markup-compatibility/2006" xmlns:aink="http://schemas.microsoft.com/office/drawing/2016/ink" xmlns:am3d="http://schemas.microsoft.com/office/drawing/2017/model3d" xmlns:o="urn:schemas-microsoft-com:office:office" xmlns:oel="http://schemas.microsoft.com/office/2019/extlst" xmlns:r="http://schemas.openxmlformats.org/officeDocument/2006/relationships" xmlns:m="http://schemas.openxmlformats.org/officeDocument/2006/math" xmlns:v="urn:schemas-microsoft-com:vml" xmlns:wp14="http://schemas.microsoft.com/office/word/2010/wordprocessingDrawing" xmlns:wp="http://schemas.openxmlformats.org/drawingml/2006/wordprocessingDrawing" xmlns:w10="urn:schemas-microsoft-com:office:word" xmlns:w="http://schemas.openxmlformats.org/wordprocessingml/2006/main" xmlns:w14="http://schemas.microsoft.com/office/word/2010/wordml" xmlns:w15="http://schemas.microsoft.com/office/word/2012/wordml" xmlns:w16cex="http://schemas.microsoft.com/office/word/2018/wordml/cex" xmlns:w16cid="http://schemas.microsoft.com/office/word/2016/wordml/cid" xmlns:w16="http://schemas.microsoft.com/office/word/2018/wordml" xmlns:w16du="http://schemas.microsoft.com/office/word/2023/wordml/word16du" xmlns:w16sdtdh="http://schemas.microsoft.com/office/word/2020/wordml/sdtdatahash" xmlns:w16sdtfl="http://schemas.microsoft.com/office/word/2024/wordml/sdtformatlock" xmlns:w16se="http://schemas.microsoft.com/office/word/2015/wordml/symex" xmlns:wpg="http://schemas.microsoft.com/office/word/2010/wordprocessingGroup" xmlns:wpi="http://schemas.microsoft.com/office/word/2010/wordprocessingInk" xmlns:wne="http://schemas.microsoft.com/office/word/2006/wordml" xmlns:wps="http://schemas.microsoft.com/office/word/2010/wordprocessingShape" mc:Ignorable="w14 w15 w16se w16cid w16 w16cex w16sdtdh w16sdtfl w16du wp14">
+<w:document xmlns:wpc="http://schemas.microsoft.com/office/word/2010/wordprocessingCanvas" xmlns:cx="http://schemas.microsoft.com/office/drawing/2014/chartex" xmlns:cx1="http://schemas.microsoft.com/office/drawing/2015/9/8/chartex" xmlns:cx2="http://schemas.microsoft.com/office/drawing/2015/10/21/chartex" xmlns:cx3="http://schemas.microsoft.com/office/drawing/2016/5/9/chartex" xmlns:cx4="http://schemas.microsoft.com/office/drawing/2016/5/10/chartex" xmlns:cx5="http://schemas.microsoft.com/office/drawing/2016/5/11/chartex" xmlns:cx6="http://schemas.microsoft.com/office/drawing/2016/5/12/chartex" xmlns:cx7="http://schemas.microsoft.com/office/drawing/2016/5/13/chartex" xmlns:cx8="http://schemas.microsoft.com/office/drawing/2016/5/14/chartex" xmlns:mc="http://schemas.openxmlformats.org/markup-compatibility/2006" xmlns:aink="http://schemas.microsoft.com/office/drawing/2016/ink" xmlns:am3d="http://schemas.microsoft.com/office/drawing/2017/model3d" xmlns:o="urn:schemas-microsoft-com:office:office" xmlns:r="http://schemas.openxmlformats.org/officeDocument/2006/relationships" xmlns:m="http://schemas.openxmlformats.org/officeDocument/2006/math" xmlns:v="urn:schemas-microsoft-com:vml" xmlns:wp14="http://schemas.microsoft.com/office/word/2010/wordprocessingDrawing" xmlns:wp="http://schemas.openxmlformats.org/drawingml/2006/wordprocessingDrawing" xmlns:w10="urn:schemas-microsoft-com:office:word" xmlns:w="http://schemas.openxmlformats.org/wordprocessingml/2006/main" xmlns:w14="http://schemas.microsoft.com/office/word/2010/wordml" xmlns:w15="http://schemas.microsoft.com/office/word/2012/wordml" xmlns:w16cid="http://schemas.microsoft.com/office/word/2016/wordml/cid" xmlns:w16se="http://schemas.microsoft.com/office/word/2015/wordml/symex" xmlns:wpg="http://schemas.microsoft.com/office/word/2010/wordprocessingGroup" xmlns:wpi="http://schemas.microsoft.com/office/word/2010/wordprocessingInk" xmlns:wne="http://schemas.microsoft.com/office/word/2006/wordml" xmlns:wps="http://schemas.microsoft.com/office/word/2010/wordprocessingShape" mc:Ignorable="w14 w15 w16se w16cid wp14">
   <w:body>
     <w:p>
       <w:pPr>
@@ -205,7 +205,7 @@
               </wp:anchor>
             </w:drawing>
           </mc:Choice>
-          <mc:Fallback>
+          <mc:Fallback xmlns:w16sdtfl="http://schemas.microsoft.com/office/word/2024/wordml/sdtformatlock" xmlns:w16sdtdh="http://schemas.microsoft.com/office/word/2020/wordml/sdtdatahash" xmlns:w16du="http://schemas.microsoft.com/office/word/2023/wordml/word16du" xmlns:w16="http://schemas.microsoft.com/office/word/2018/wordml" xmlns:w16cex="http://schemas.microsoft.com/office/word/2018/wordml/cex" xmlns:oel="http://schemas.microsoft.com/office/2019/extlst">
             <w:pict>
               <v:rect w14:anchorId="4C256C62" id="Rectángulo 3" o:spid="_x0000_s1026" alt="&quot;&quot;" style="position:absolute;margin-left:-55.95pt;margin-top:26.4pt;width:613.85pt;height:164.25pt;z-index:-251655168;visibility:visible;mso-wrap-style:square;mso-height-percent:0;mso-wrap-distance-left:9pt;mso-wrap-distance-top:0;mso-wrap-distance-right:9pt;mso-wrap-distance-bottom:0;mso-position-horizontal:absolute;mso-position-horizontal-relative:text;mso-position-vertical:absolute;mso-position-vertical-relative:text;mso-height-percent:0;mso-height-relative:margin;v-text-anchor:middle" o:gfxdata="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" fillcolor="#00314d" stroked="f" strokeweight="1pt"/>
             </w:pict>
@@ -317,7 +317,7 @@
                 <v:stroke joinstyle="miter"/>
                 <v:path gradientshapeok="t" o:connecttype="rect"/>
               </v:shapetype>
-              <v:shape id="Cuadro de texto 2" o:spid="_x0000_s1026" type="#_x0000_t202" alt="&quot;&quot;" style="position:absolute;left:0;text-align:left;margin-left:-25.2pt;margin-top:21.9pt;width:549pt;height:102.95pt;z-index:251663360;visibility:visible;mso-wrap-style:square;mso-width-percent:0;mso-height-percent:0;mso-wrap-distance-left:9pt;mso-wrap-distance-top:3.6pt;mso-wrap-distance-right:9pt;mso-wrap-distance-bottom:3.6pt;mso-position-horizontal:absolute;mso-position-horizontal-relative:margin;mso-position-vertical:absolute;mso-position-vertical-relative:text;mso-width-percent:0;mso-height-percent:0;mso-width-relative:margin;mso-height-relative:margin;v-text-anchor:top" o:gfxdata="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" filled="f" stroked="f">
+              <v:shape id="Cuadro de texto 2" o:spid="_x0000_s1026" type="#_x0000_t202" style="position:absolute;left:0;text-align:left;margin-left:-25.2pt;margin-top:21.9pt;width:549pt;height:102.95pt;z-index:251663360;visibility:visible;mso-wrap-style:square;mso-width-percent:0;mso-height-percent:0;mso-wrap-distance-left:9pt;mso-wrap-distance-top:3.6pt;mso-wrap-distance-right:9pt;mso-wrap-distance-bottom:3.6pt;mso-position-horizontal:absolute;mso-position-horizontal-relative:margin;mso-position-vertical:absolute;mso-position-vertical-relative:text;mso-width-percent:0;mso-height-percent:0;mso-width-relative:margin;mso-height-relative:margin;v-text-anchor:top" o:gfxdata="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" filled="f" stroked="f">
                 <v:textbox>
                   <w:txbxContent>
                     <w:p>
@@ -527,6 +527,7 @@
           <w:docPartUnique/>
         </w:docPartObj>
       </w:sdtPr>
+      <w:sdtEndPr/>
       <w:sdtContent>
         <w:p>
           <w:pPr>
@@ -548,9 +549,10 @@
             <w:rPr>
               <w:rFonts w:eastAsiaTheme="minorEastAsia"/>
               <w:noProof/>
-              <w:sz w:val="24"/>
-              <w:szCs w:val="24"/>
+              <w:kern w:val="0"/>
+              <w:sz w:val="22"/>
               <w:lang w:eastAsia="es-CO"/>
+              <w14:ligatures w14:val="none"/>
             </w:rPr>
           </w:pPr>
           <w:r>
@@ -562,7 +564,7 @@
           <w:r>
             <w:fldChar w:fldCharType="separate"/>
           </w:r>
-          <w:hyperlink w:anchor="_Toc242948222" w:history="1">
+          <w:hyperlink w:anchor="_Toc244091386" w:history="1">
             <w:r>
               <w:rPr>
                 <w:rStyle w:val="Hipervnculo"/>
@@ -589,7 +591,7 @@
                 <w:noProof/>
                 <w:webHidden/>
               </w:rPr>
-              <w:instrText xml:space="preserve"> PAGEREF _Toc242948222 \h </w:instrText>
+              <w:instrText xml:space="preserve"> PAGEREF _Toc244091386 \h </w:instrText>
             </w:r>
             <w:r>
               <w:rPr>
@@ -629,12 +631,13 @@
             <w:rPr>
               <w:rFonts w:eastAsiaTheme="minorEastAsia"/>
               <w:noProof/>
-              <w:sz w:val="24"/>
-              <w:szCs w:val="24"/>
+              <w:kern w:val="0"/>
+              <w:sz w:val="22"/>
               <w:lang w:eastAsia="es-CO"/>
+              <w14:ligatures w14:val="none"/>
             </w:rPr>
           </w:pPr>
-          <w:hyperlink w:anchor="_Toc242948223" w:history="1">
+          <w:hyperlink w:anchor="_Toc244091387" w:history="1">
             <w:r>
               <w:rPr>
                 <w:rStyle w:val="Hipervnculo"/>
@@ -661,7 +664,7 @@
                 <w:noProof/>
                 <w:webHidden/>
               </w:rPr>
-              <w:instrText xml:space="preserve"> PAGEREF _Toc242948223 \h </w:instrText>
+              <w:instrText xml:space="preserve"> PAGEREF _Toc244091387 \h </w:instrText>
             </w:r>
             <w:r>
               <w:rPr>
@@ -701,12 +704,13 @@
             <w:rPr>
               <w:rFonts w:eastAsiaTheme="minorEastAsia"/>
               <w:noProof/>
-              <w:sz w:val="24"/>
-              <w:szCs w:val="24"/>
+              <w:kern w:val="0"/>
+              <w:sz w:val="22"/>
               <w:lang w:eastAsia="es-CO"/>
+              <w14:ligatures w14:val="none"/>
             </w:rPr>
           </w:pPr>
-          <w:hyperlink w:anchor="_Toc242948224" w:history="1">
+          <w:hyperlink w:anchor="_Toc244091388" w:history="1">
             <w:r>
               <w:rPr>
                 <w:rStyle w:val="Hipervnculo"/>
@@ -733,7 +737,7 @@
                 <w:noProof/>
                 <w:webHidden/>
               </w:rPr>
-              <w:instrText xml:space="preserve"> PAGEREF _Toc242948224 \h </w:instrText>
+              <w:instrText xml:space="preserve"> PAGEREF _Toc244091388 \h </w:instrText>
             </w:r>
             <w:r>
               <w:rPr>
@@ -773,12 +777,13 @@
             <w:rPr>
               <w:rFonts w:eastAsiaTheme="minorEastAsia"/>
               <w:noProof/>
-              <w:sz w:val="24"/>
-              <w:szCs w:val="24"/>
+              <w:kern w:val="0"/>
+              <w:sz w:val="22"/>
               <w:lang w:eastAsia="es-CO"/>
+              <w14:ligatures w14:val="none"/>
             </w:rPr>
           </w:pPr>
-          <w:hyperlink w:anchor="_Toc242948225" w:history="1">
+          <w:hyperlink w:anchor="_Toc244091389" w:history="1">
             <w:r>
               <w:rPr>
                 <w:rStyle w:val="Hipervnculo"/>
@@ -805,7 +810,7 @@
                 <w:noProof/>
                 <w:webHidden/>
               </w:rPr>
-              <w:instrText xml:space="preserve"> PAGEREF _Toc242948225 \h </w:instrText>
+              <w:instrText xml:space="preserve"> PAGEREF _Toc244091389 \h </w:instrText>
             </w:r>
             <w:r>
               <w:rPr>
@@ -845,12 +850,13 @@
             <w:rPr>
               <w:rFonts w:eastAsiaTheme="minorEastAsia"/>
               <w:noProof/>
-              <w:sz w:val="24"/>
-              <w:szCs w:val="24"/>
+              <w:kern w:val="0"/>
+              <w:sz w:val="22"/>
               <w:lang w:eastAsia="es-CO"/>
+              <w14:ligatures w14:val="none"/>
             </w:rPr>
           </w:pPr>
-          <w:hyperlink w:anchor="_Toc242948226" w:history="1">
+          <w:hyperlink w:anchor="_Toc244091390" w:history="1">
             <w:r>
               <w:rPr>
                 <w:rStyle w:val="Hipervnculo"/>
@@ -877,7 +883,7 @@
                 <w:noProof/>
                 <w:webHidden/>
               </w:rPr>
-              <w:instrText xml:space="preserve"> PAGEREF _Toc242948226 \h </w:instrText>
+              <w:instrText xml:space="preserve"> PAGEREF _Toc244091390 \h </w:instrText>
             </w:r>
             <w:r>
               <w:rPr>
@@ -917,12 +923,13 @@
             <w:rPr>
               <w:rFonts w:eastAsiaTheme="minorEastAsia"/>
               <w:noProof/>
-              <w:sz w:val="24"/>
-              <w:szCs w:val="24"/>
+              <w:kern w:val="0"/>
+              <w:sz w:val="22"/>
               <w:lang w:eastAsia="es-CO"/>
+              <w14:ligatures w14:val="none"/>
             </w:rPr>
           </w:pPr>
-          <w:hyperlink w:anchor="_Toc242948227" w:history="1">
+          <w:hyperlink w:anchor="_Toc244091391" w:history="1">
             <w:r>
               <w:rPr>
                 <w:rStyle w:val="Hipervnculo"/>
@@ -949,7 +956,7 @@
                 <w:noProof/>
                 <w:webHidden/>
               </w:rPr>
-              <w:instrText xml:space="preserve"> PAGEREF _Toc242948227 \h </w:instrText>
+              <w:instrText xml:space="preserve"> PAGEREF _Toc244091391 \h </w:instrText>
             </w:r>
             <w:r>
               <w:rPr>
@@ -989,12 +996,13 @@
             <w:rPr>
               <w:rFonts w:eastAsiaTheme="minorEastAsia"/>
               <w:noProof/>
-              <w:sz w:val="24"/>
-              <w:szCs w:val="24"/>
+              <w:kern w:val="0"/>
+              <w:sz w:val="22"/>
               <w:lang w:eastAsia="es-CO"/>
+              <w14:ligatures w14:val="none"/>
             </w:rPr>
           </w:pPr>
-          <w:hyperlink w:anchor="_Toc242948228" w:history="1">
+          <w:hyperlink w:anchor="_Toc244091392" w:history="1">
             <w:r>
               <w:rPr>
                 <w:rStyle w:val="Hipervnculo"/>
@@ -1021,7 +1029,7 @@
                 <w:noProof/>
                 <w:webHidden/>
               </w:rPr>
-              <w:instrText xml:space="preserve"> PAGEREF _Toc242948228 \h </w:instrText>
+              <w:instrText xml:space="preserve"> PAGEREF _Toc244091392 \h </w:instrText>
             </w:r>
             <w:r>
               <w:rPr>
@@ -1061,12 +1069,13 @@
             <w:rPr>
               <w:rFonts w:eastAsiaTheme="minorEastAsia"/>
               <w:noProof/>
-              <w:sz w:val="24"/>
-              <w:szCs w:val="24"/>
+              <w:kern w:val="0"/>
+              <w:sz w:val="22"/>
               <w:lang w:eastAsia="es-CO"/>
+              <w14:ligatures w14:val="none"/>
             </w:rPr>
           </w:pPr>
-          <w:hyperlink w:anchor="_Toc242948229" w:history="1">
+          <w:hyperlink w:anchor="_Toc244091393" w:history="1">
             <w:r>
               <w:rPr>
                 <w:rStyle w:val="Hipervnculo"/>
@@ -1093,7 +1102,7 @@
                 <w:noProof/>
                 <w:webHidden/>
               </w:rPr>
-              <w:instrText xml:space="preserve"> PAGEREF _Toc242948229 \h </w:instrText>
+              <w:instrText xml:space="preserve"> PAGEREF _Toc244091393 \h </w:instrText>
             </w:r>
             <w:r>
               <w:rPr>
@@ -1133,12 +1142,13 @@
             <w:rPr>
               <w:rFonts w:eastAsiaTheme="minorEastAsia"/>
               <w:noProof/>
-              <w:sz w:val="24"/>
-              <w:szCs w:val="24"/>
+              <w:kern w:val="0"/>
+              <w:sz w:val="22"/>
               <w:lang w:eastAsia="es-CO"/>
+              <w14:ligatures w14:val="none"/>
             </w:rPr>
           </w:pPr>
-          <w:hyperlink w:anchor="_Toc242948230" w:history="1">
+          <w:hyperlink w:anchor="_Toc244091394" w:history="1">
             <w:r>
               <w:rPr>
                 <w:rStyle w:val="Hipervnculo"/>
@@ -1165,7 +1175,7 @@
                 <w:noProof/>
                 <w:webHidden/>
               </w:rPr>
-              <w:instrText xml:space="preserve"> PAGEREF _Toc242948230 \h </w:instrText>
+              <w:instrText xml:space="preserve"> PAGEREF _Toc244091394 \h </w:instrText>
             </w:r>
             <w:r>
               <w:rPr>
@@ -1205,12 +1215,13 @@
             <w:rPr>
               <w:rFonts w:eastAsiaTheme="minorEastAsia"/>
               <w:noProof/>
-              <w:sz w:val="24"/>
-              <w:szCs w:val="24"/>
+              <w:kern w:val="0"/>
+              <w:sz w:val="22"/>
               <w:lang w:eastAsia="es-CO"/>
+              <w14:ligatures w14:val="none"/>
             </w:rPr>
           </w:pPr>
-          <w:hyperlink w:anchor="_Toc242948231" w:history="1">
+          <w:hyperlink w:anchor="_Toc244091395" w:history="1">
             <w:r>
               <w:rPr>
                 <w:rStyle w:val="Hipervnculo"/>
@@ -1237,7 +1248,7 @@
                 <w:noProof/>
                 <w:webHidden/>
               </w:rPr>
-              <w:instrText xml:space="preserve"> PAGEREF _Toc242948231 \h </w:instrText>
+              <w:instrText xml:space="preserve"> PAGEREF _Toc244091395 \h </w:instrText>
             </w:r>
             <w:r>
               <w:rPr>
@@ -1277,12 +1288,13 @@
             <w:rPr>
               <w:rFonts w:eastAsiaTheme="minorEastAsia"/>
               <w:noProof/>
-              <w:sz w:val="24"/>
-              <w:szCs w:val="24"/>
+              <w:kern w:val="0"/>
+              <w:sz w:val="22"/>
               <w:lang w:eastAsia="es-CO"/>
+              <w14:ligatures w14:val="none"/>
             </w:rPr>
           </w:pPr>
-          <w:hyperlink w:anchor="_Toc242948232" w:history="1">
+          <w:hyperlink w:anchor="_Toc244091396" w:history="1">
             <w:r>
               <w:rPr>
                 <w:rStyle w:val="Hipervnculo"/>
@@ -1309,7 +1321,7 @@
                 <w:noProof/>
                 <w:webHidden/>
               </w:rPr>
-              <w:instrText xml:space="preserve"> PAGEREF _Toc242948232 \h </w:instrText>
+              <w:instrText xml:space="preserve"> PAGEREF _Toc244091396 \h </w:instrText>
             </w:r>
             <w:r>
               <w:rPr>
@@ -1349,12 +1361,13 @@
             <w:rPr>
               <w:rFonts w:eastAsiaTheme="minorEastAsia"/>
               <w:noProof/>
-              <w:sz w:val="24"/>
-              <w:szCs w:val="24"/>
+              <w:kern w:val="0"/>
+              <w:sz w:val="22"/>
               <w:lang w:eastAsia="es-CO"/>
+              <w14:ligatures w14:val="none"/>
             </w:rPr>
           </w:pPr>
-          <w:hyperlink w:anchor="_Toc242948233" w:history="1">
+          <w:hyperlink w:anchor="_Toc244091397" w:history="1">
             <w:r>
               <w:rPr>
                 <w:rStyle w:val="Hipervnculo"/>
@@ -1381,7 +1394,7 @@
                 <w:noProof/>
                 <w:webHidden/>
               </w:rPr>
-              <w:instrText xml:space="preserve"> PAGEREF _Toc242948233 \h </w:instrText>
+              <w:instrText xml:space="preserve"> PAGEREF _Toc244091397 \h </w:instrText>
             </w:r>
             <w:r>
               <w:rPr>
@@ -1421,12 +1434,13 @@
             <w:rPr>
               <w:rFonts w:eastAsiaTheme="minorEastAsia"/>
               <w:noProof/>
-              <w:sz w:val="24"/>
-              <w:szCs w:val="24"/>
+              <w:kern w:val="0"/>
+              <w:sz w:val="22"/>
               <w:lang w:eastAsia="es-CO"/>
+              <w14:ligatures w14:val="none"/>
             </w:rPr>
           </w:pPr>
-          <w:hyperlink w:anchor="_Toc242948234" w:history="1">
+          <w:hyperlink w:anchor="_Toc244091398" w:history="1">
             <w:r>
               <w:rPr>
                 <w:rStyle w:val="Hipervnculo"/>
@@ -1453,7 +1467,7 @@
                 <w:noProof/>
                 <w:webHidden/>
               </w:rPr>
-              <w:instrText xml:space="preserve"> PAGEREF _Toc242948234 \h </w:instrText>
+              <w:instrText xml:space="preserve"> PAGEREF _Toc244091398 \h </w:instrText>
             </w:r>
             <w:r>
               <w:rPr>
@@ -1493,12 +1507,13 @@
             <w:rPr>
               <w:rFonts w:eastAsiaTheme="minorEastAsia"/>
               <w:noProof/>
-              <w:sz w:val="24"/>
-              <w:szCs w:val="24"/>
+              <w:kern w:val="0"/>
+              <w:sz w:val="22"/>
               <w:lang w:eastAsia="es-CO"/>
+              <w14:ligatures w14:val="none"/>
             </w:rPr>
           </w:pPr>
-          <w:hyperlink w:anchor="_Toc242948235" w:history="1">
+          <w:hyperlink w:anchor="_Toc244091399" w:history="1">
             <w:r>
               <w:rPr>
                 <w:rStyle w:val="Hipervnculo"/>
@@ -1525,7 +1540,7 @@
                 <w:noProof/>
                 <w:webHidden/>
               </w:rPr>
-              <w:instrText xml:space="preserve"> PAGEREF _Toc242948235 \h </w:instrText>
+              <w:instrText xml:space="preserve"> PAGEREF _Toc244091399 \h </w:instrText>
             </w:r>
             <w:r>
               <w:rPr>
@@ -1565,12 +1580,13 @@
             <w:rPr>
               <w:rFonts w:eastAsiaTheme="minorEastAsia"/>
               <w:noProof/>
-              <w:sz w:val="24"/>
-              <w:szCs w:val="24"/>
+              <w:kern w:val="0"/>
+              <w:sz w:val="22"/>
               <w:lang w:eastAsia="es-CO"/>
+              <w14:ligatures w14:val="none"/>
             </w:rPr>
           </w:pPr>
-          <w:hyperlink w:anchor="_Toc242948236" w:history="1">
+          <w:hyperlink w:anchor="_Toc244091400" w:history="1">
             <w:r>
               <w:rPr>
                 <w:rStyle w:val="Hipervnculo"/>
@@ -1597,7 +1613,7 @@
                 <w:noProof/>
                 <w:webHidden/>
               </w:rPr>
-              <w:instrText xml:space="preserve"> PAGEREF _Toc242948236 \h </w:instrText>
+              <w:instrText xml:space="preserve"> PAGEREF _Toc244091400 \h </w:instrText>
             </w:r>
             <w:r>
               <w:rPr>
@@ -1637,12 +1653,13 @@
             <w:rPr>
               <w:rFonts w:eastAsiaTheme="minorEastAsia"/>
               <w:noProof/>
-              <w:sz w:val="24"/>
-              <w:szCs w:val="24"/>
+              <w:kern w:val="0"/>
+              <w:sz w:val="22"/>
               <w:lang w:eastAsia="es-CO"/>
+              <w14:ligatures w14:val="none"/>
             </w:rPr>
           </w:pPr>
-          <w:hyperlink w:anchor="_Toc242948237" w:history="1">
+          <w:hyperlink w:anchor="_Toc244091401" w:history="1">
             <w:r>
               <w:rPr>
                 <w:rStyle w:val="Hipervnculo"/>
@@ -1669,7 +1686,7 @@
                 <w:noProof/>
                 <w:webHidden/>
               </w:rPr>
-              <w:instrText xml:space="preserve"> PAGEREF _Toc242948237 \h </w:instrText>
+              <w:instrText xml:space="preserve"> PAGEREF _Toc244091401 \h </w:instrText>
             </w:r>
             <w:r>
               <w:rPr>
@@ -1709,12 +1726,13 @@
             <w:rPr>
               <w:rFonts w:eastAsiaTheme="minorEastAsia"/>
               <w:noProof/>
-              <w:sz w:val="24"/>
-              <w:szCs w:val="24"/>
+              <w:kern w:val="0"/>
+              <w:sz w:val="22"/>
               <w:lang w:eastAsia="es-CO"/>
+              <w14:ligatures w14:val="none"/>
             </w:rPr>
           </w:pPr>
-          <w:hyperlink w:anchor="_Toc242948238" w:history="1">
+          <w:hyperlink w:anchor="_Toc244091402" w:history="1">
             <w:r>
               <w:rPr>
                 <w:rStyle w:val="Hipervnculo"/>
@@ -1741,7 +1759,7 @@
                 <w:noProof/>
                 <w:webHidden/>
               </w:rPr>
-              <w:instrText xml:space="preserve"> PAGEREF _Toc242948238 \h </w:instrText>
+              <w:instrText xml:space="preserve"> PAGEREF _Toc244091402 \h </w:instrText>
             </w:r>
             <w:r>
               <w:rPr>
@@ -1781,12 +1799,13 @@
             <w:rPr>
               <w:rFonts w:eastAsiaTheme="minorEastAsia"/>
               <w:noProof/>
-              <w:sz w:val="24"/>
-              <w:szCs w:val="24"/>
+              <w:kern w:val="0"/>
+              <w:sz w:val="22"/>
               <w:lang w:eastAsia="es-CO"/>
+              <w14:ligatures w14:val="none"/>
             </w:rPr>
           </w:pPr>
-          <w:hyperlink w:anchor="_Toc242948239" w:history="1">
+          <w:hyperlink w:anchor="_Toc244091403" w:history="1">
             <w:r>
               <w:rPr>
                 <w:rStyle w:val="Hipervnculo"/>
@@ -1813,7 +1832,7 @@
                 <w:noProof/>
                 <w:webHidden/>
               </w:rPr>
-              <w:instrText xml:space="preserve"> PAGEREF _Toc242948239 \h </w:instrText>
+              <w:instrText xml:space="preserve"> PAGEREF _Toc244091403 \h </w:instrText>
             </w:r>
             <w:r>
               <w:rPr>
@@ -1853,12 +1872,13 @@
             <w:rPr>
               <w:rFonts w:eastAsiaTheme="minorEastAsia"/>
               <w:noProof/>
-              <w:sz w:val="24"/>
-              <w:szCs w:val="24"/>
+              <w:kern w:val="0"/>
+              <w:sz w:val="22"/>
               <w:lang w:eastAsia="es-CO"/>
+              <w14:ligatures w14:val="none"/>
             </w:rPr>
           </w:pPr>
-          <w:hyperlink w:anchor="_Toc242948240" w:history="1">
+          <w:hyperlink w:anchor="_Toc244091404" w:history="1">
             <w:r>
               <w:rPr>
                 <w:rStyle w:val="Hipervnculo"/>
@@ -1885,7 +1905,7 @@
                 <w:noProof/>
                 <w:webHidden/>
               </w:rPr>
-              <w:instrText xml:space="preserve"> PAGEREF _Toc242948240 \h </w:instrText>
+              <w:instrText xml:space="preserve"> PAGEREF _Toc244091404 \h </w:instrText>
             </w:r>
             <w:r>
               <w:rPr>
@@ -1925,12 +1945,13 @@
             <w:rPr>
               <w:rFonts w:eastAsiaTheme="minorEastAsia"/>
               <w:noProof/>
-              <w:sz w:val="24"/>
-              <w:szCs w:val="24"/>
+              <w:kern w:val="0"/>
+              <w:sz w:val="22"/>
               <w:lang w:eastAsia="es-CO"/>
+              <w14:ligatures w14:val="none"/>
             </w:rPr>
           </w:pPr>
-          <w:hyperlink w:anchor="_Toc242948241" w:history="1">
+          <w:hyperlink w:anchor="_Toc244091405" w:history="1">
             <w:r>
               <w:rPr>
                 <w:rStyle w:val="Hipervnculo"/>
@@ -1957,7 +1978,7 @@
                 <w:noProof/>
                 <w:webHidden/>
               </w:rPr>
-              <w:instrText xml:space="preserve"> PAGEREF _Toc242948241 \h </w:instrText>
+              <w:instrText xml:space="preserve"> PAGEREF _Toc244091405 \h </w:instrText>
             </w:r>
             <w:r>
               <w:rPr>
@@ -1997,12 +2018,13 @@
             <w:rPr>
               <w:rFonts w:eastAsiaTheme="minorEastAsia"/>
               <w:noProof/>
-              <w:sz w:val="24"/>
-              <w:szCs w:val="24"/>
+              <w:kern w:val="0"/>
+              <w:sz w:val="22"/>
               <w:lang w:eastAsia="es-CO"/>
+              <w14:ligatures w14:val="none"/>
             </w:rPr>
           </w:pPr>
-          <w:hyperlink w:anchor="_Toc242948242" w:history="1">
+          <w:hyperlink w:anchor="_Toc244091406" w:history="1">
             <w:r>
               <w:rPr>
                 <w:rStyle w:val="Hipervnculo"/>
@@ -2029,7 +2051,7 @@
                 <w:noProof/>
                 <w:webHidden/>
               </w:rPr>
-              <w:instrText xml:space="preserve"> PAGEREF _Toc242948242 \h </w:instrText>
+              <w:instrText xml:space="preserve"> PAGEREF _Toc244091406 \h </w:instrText>
             </w:r>
             <w:r>
               <w:rPr>
@@ -2069,12 +2091,13 @@
             <w:rPr>
               <w:rFonts w:eastAsiaTheme="minorEastAsia"/>
               <w:noProof/>
-              <w:sz w:val="24"/>
-              <w:szCs w:val="24"/>
+              <w:kern w:val="0"/>
+              <w:sz w:val="22"/>
               <w:lang w:eastAsia="es-CO"/>
+              <w14:ligatures w14:val="none"/>
             </w:rPr>
           </w:pPr>
-          <w:hyperlink w:anchor="_Toc242948243" w:history="1">
+          <w:hyperlink w:anchor="_Toc244091407" w:history="1">
             <w:r>
               <w:rPr>
                 <w:rStyle w:val="Hipervnculo"/>
@@ -2101,7 +2124,7 @@
                 <w:noProof/>
                 <w:webHidden/>
               </w:rPr>
-              <w:instrText xml:space="preserve"> PAGEREF _Toc242948243 \h </w:instrText>
+              <w:instrText xml:space="preserve"> PAGEREF _Toc244091407 \h </w:instrText>
             </w:r>
             <w:r>
               <w:rPr>
@@ -2141,12 +2164,13 @@
             <w:rPr>
               <w:rFonts w:eastAsiaTheme="minorEastAsia"/>
               <w:noProof/>
-              <w:sz w:val="24"/>
-              <w:szCs w:val="24"/>
+              <w:kern w:val="0"/>
+              <w:sz w:val="22"/>
               <w:lang w:eastAsia="es-CO"/>
+              <w14:ligatures w14:val="none"/>
             </w:rPr>
           </w:pPr>
-          <w:hyperlink w:anchor="_Toc242948244" w:history="1">
+          <w:hyperlink w:anchor="_Toc244091408" w:history="1">
             <w:r>
               <w:rPr>
                 <w:rStyle w:val="Hipervnculo"/>
@@ -2173,7 +2197,7 @@
                 <w:noProof/>
                 <w:webHidden/>
               </w:rPr>
-              <w:instrText xml:space="preserve"> PAGEREF _Toc242948244 \h </w:instrText>
+              <w:instrText xml:space="preserve"> PAGEREF _Toc244091408 \h </w:instrText>
             </w:r>
             <w:r>
               <w:rPr>
@@ -2213,12 +2237,13 @@
             <w:rPr>
               <w:rFonts w:eastAsiaTheme="minorEastAsia"/>
               <w:noProof/>
-              <w:sz w:val="24"/>
-              <w:szCs w:val="24"/>
+              <w:kern w:val="0"/>
+              <w:sz w:val="22"/>
               <w:lang w:eastAsia="es-CO"/>
+              <w14:ligatures w14:val="none"/>
             </w:rPr>
           </w:pPr>
-          <w:hyperlink w:anchor="_Toc242948245" w:history="1">
+          <w:hyperlink w:anchor="_Toc244091409" w:history="1">
             <w:r>
               <w:rPr>
                 <w:rStyle w:val="Hipervnculo"/>
@@ -2245,7 +2270,7 @@
                 <w:noProof/>
                 <w:webHidden/>
               </w:rPr>
-              <w:instrText xml:space="preserve"> PAGEREF _Toc242948245 \h </w:instrText>
+              <w:instrText xml:space="preserve"> PAGEREF _Toc244091409 \h </w:instrText>
             </w:r>
             <w:r>
               <w:rPr>
@@ -2285,12 +2310,13 @@
             <w:rPr>
               <w:rFonts w:eastAsiaTheme="minorEastAsia"/>
               <w:noProof/>
-              <w:sz w:val="24"/>
-              <w:szCs w:val="24"/>
+              <w:kern w:val="0"/>
+              <w:sz w:val="22"/>
               <w:lang w:eastAsia="es-CO"/>
+              <w14:ligatures w14:val="none"/>
             </w:rPr>
           </w:pPr>
-          <w:hyperlink w:anchor="_Toc242948246" w:history="1">
+          <w:hyperlink w:anchor="_Toc244091410" w:history="1">
             <w:r>
               <w:rPr>
                 <w:rStyle w:val="Hipervnculo"/>
@@ -2317,7 +2343,7 @@
                 <w:noProof/>
                 <w:webHidden/>
               </w:rPr>
-              <w:instrText xml:space="preserve"> PAGEREF _Toc242948246 \h </w:instrText>
+              <w:instrText xml:space="preserve"> PAGEREF _Toc244091410 \h </w:instrText>
             </w:r>
             <w:r>
               <w:rPr>
@@ -2357,12 +2383,13 @@
             <w:rPr>
               <w:rFonts w:eastAsiaTheme="minorEastAsia"/>
               <w:noProof/>
-              <w:sz w:val="24"/>
-              <w:szCs w:val="24"/>
+              <w:kern w:val="0"/>
+              <w:sz w:val="22"/>
               <w:lang w:eastAsia="es-CO"/>
+              <w14:ligatures w14:val="none"/>
             </w:rPr>
           </w:pPr>
-          <w:hyperlink w:anchor="_Toc242948247" w:history="1">
+          <w:hyperlink w:anchor="_Toc244091411" w:history="1">
             <w:r>
               <w:rPr>
                 <w:rStyle w:val="Hipervnculo"/>
@@ -2389,7 +2416,7 @@
                 <w:noProof/>
                 <w:webHidden/>
               </w:rPr>
-              <w:instrText xml:space="preserve"> PAGEREF _Toc242948247 \h </w:instrText>
+              <w:instrText xml:space="preserve"> PAGEREF _Toc244091411 \h </w:instrText>
             </w:r>
             <w:r>
               <w:rPr>
@@ -2429,12 +2456,13 @@
             <w:rPr>
               <w:rFonts w:eastAsiaTheme="minorEastAsia"/>
               <w:noProof/>
-              <w:sz w:val="24"/>
-              <w:szCs w:val="24"/>
+              <w:kern w:val="0"/>
+              <w:sz w:val="22"/>
               <w:lang w:eastAsia="es-CO"/>
+              <w14:ligatures w14:val="none"/>
             </w:rPr>
           </w:pPr>
-          <w:hyperlink w:anchor="_Toc242948248" w:history="1">
+          <w:hyperlink w:anchor="_Toc244091412" w:history="1">
             <w:r>
               <w:rPr>
                 <w:rStyle w:val="Hipervnculo"/>
@@ -2461,7 +2489,7 @@
                 <w:noProof/>
                 <w:webHidden/>
               </w:rPr>
-              <w:instrText xml:space="preserve"> PAGEREF _Toc242948248 \h </w:instrText>
+              <w:instrText xml:space="preserve"> PAGEREF _Toc244091412 \h </w:instrText>
             </w:r>
             <w:r>
               <w:rPr>
@@ -2501,12 +2529,13 @@
             <w:rPr>
               <w:rFonts w:eastAsiaTheme="minorEastAsia"/>
               <w:noProof/>
-              <w:sz w:val="24"/>
-              <w:szCs w:val="24"/>
+              <w:kern w:val="0"/>
+              <w:sz w:val="22"/>
               <w:lang w:eastAsia="es-CO"/>
+              <w14:ligatures w14:val="none"/>
             </w:rPr>
           </w:pPr>
-          <w:hyperlink w:anchor="_Toc242948249" w:history="1">
+          <w:hyperlink w:anchor="_Toc244091413" w:history="1">
             <w:r>
               <w:rPr>
                 <w:rStyle w:val="Hipervnculo"/>
@@ -2533,7 +2562,7 @@
                 <w:noProof/>
                 <w:webHidden/>
               </w:rPr>
-              <w:instrText xml:space="preserve"> PAGEREF _Toc242948249 \h </w:instrText>
+              <w:instrText xml:space="preserve"> PAGEREF _Toc244091413 \h </w:instrText>
             </w:r>
             <w:r>
               <w:rPr>
@@ -2573,12 +2602,13 @@
             <w:rPr>
               <w:rFonts w:eastAsiaTheme="minorEastAsia"/>
               <w:noProof/>
-              <w:sz w:val="24"/>
-              <w:szCs w:val="24"/>
+              <w:kern w:val="0"/>
+              <w:sz w:val="22"/>
               <w:lang w:eastAsia="es-CO"/>
+              <w14:ligatures w14:val="none"/>
             </w:rPr>
           </w:pPr>
-          <w:hyperlink w:anchor="_Toc242948250" w:history="1">
+          <w:hyperlink w:anchor="_Toc244091414" w:history="1">
             <w:r>
               <w:rPr>
                 <w:rStyle w:val="Hipervnculo"/>
@@ -2605,7 +2635,7 @@
                 <w:noProof/>
                 <w:webHidden/>
               </w:rPr>
-              <w:instrText xml:space="preserve"> PAGEREF _Toc242948250 \h </w:instrText>
+              <w:instrText xml:space="preserve"> PAGEREF _Toc244091414 \h </w:instrText>
             </w:r>
             <w:r>
               <w:rPr>
@@ -2645,12 +2675,13 @@
             <w:rPr>
               <w:rFonts w:eastAsiaTheme="minorEastAsia"/>
               <w:noProof/>
-              <w:sz w:val="24"/>
-              <w:szCs w:val="24"/>
+              <w:kern w:val="0"/>
+              <w:sz w:val="22"/>
               <w:lang w:eastAsia="es-CO"/>
+              <w14:ligatures w14:val="none"/>
             </w:rPr>
           </w:pPr>
-          <w:hyperlink w:anchor="_Toc242948251" w:history="1">
+          <w:hyperlink w:anchor="_Toc244091415" w:history="1">
             <w:r>
               <w:rPr>
                 <w:rStyle w:val="Hipervnculo"/>
@@ -2677,7 +2708,7 @@
                 <w:noProof/>
                 <w:webHidden/>
               </w:rPr>
-              <w:instrText xml:space="preserve"> PAGEREF _Toc242948251 \h </w:instrText>
+              <w:instrText xml:space="preserve"> PAGEREF _Toc244091415 \h </w:instrText>
             </w:r>
             <w:r>
               <w:rPr>
@@ -2717,12 +2748,13 @@
             <w:rPr>
               <w:rFonts w:eastAsiaTheme="minorEastAsia"/>
               <w:noProof/>
-              <w:sz w:val="24"/>
-              <w:szCs w:val="24"/>
+              <w:kern w:val="0"/>
+              <w:sz w:val="22"/>
               <w:lang w:eastAsia="es-CO"/>
+              <w14:ligatures w14:val="none"/>
             </w:rPr>
           </w:pPr>
-          <w:hyperlink w:anchor="_Toc242948252" w:history="1">
+          <w:hyperlink w:anchor="_Toc244091416" w:history="1">
             <w:r>
               <w:rPr>
                 <w:rStyle w:val="Hipervnculo"/>
@@ -2749,7 +2781,7 @@
                 <w:noProof/>
                 <w:webHidden/>
               </w:rPr>
-              <w:instrText xml:space="preserve"> PAGEREF _Toc242948252 \h </w:instrText>
+              <w:instrText xml:space="preserve"> PAGEREF _Toc244091416 \h </w:instrText>
             </w:r>
             <w:r>
               <w:rPr>
@@ -2789,12 +2821,13 @@
             <w:rPr>
               <w:rFonts w:eastAsiaTheme="minorEastAsia"/>
               <w:noProof/>
-              <w:sz w:val="24"/>
-              <w:szCs w:val="24"/>
+              <w:kern w:val="0"/>
+              <w:sz w:val="22"/>
               <w:lang w:eastAsia="es-CO"/>
+              <w14:ligatures w14:val="none"/>
             </w:rPr>
           </w:pPr>
-          <w:hyperlink w:anchor="_Toc242948253" w:history="1">
+          <w:hyperlink w:anchor="_Toc244091417" w:history="1">
             <w:r>
               <w:rPr>
                 <w:rStyle w:val="Hipervnculo"/>
@@ -2821,7 +2854,7 @@
                 <w:noProof/>
                 <w:webHidden/>
               </w:rPr>
-              <w:instrText xml:space="preserve"> PAGEREF _Toc242948253 \h </w:instrText>
+              <w:instrText xml:space="preserve"> PAGEREF _Toc244091417 \h </w:instrText>
             </w:r>
             <w:r>
               <w:rPr>
@@ -2869,7 +2902,7 @@
       <w:pPr>
         <w:pStyle w:val="Titulosgenerales"/>
       </w:pPr>
-      <w:bookmarkStart w:id="0" w:name="_Toc242948222"/>
+      <w:bookmarkStart w:id="0" w:name="_Toc244091386"/>
       <w:r>
         <w:lastRenderedPageBreak/>
         <w:t>Introducción</w:t>
@@ -3140,7 +3173,7 @@
       <w:pPr>
         <w:pStyle w:val="Ttulo1"/>
       </w:pPr>
-      <w:bookmarkStart w:id="1" w:name="_Toc242948223"/>
+      <w:bookmarkStart w:id="1" w:name="_Toc244091387"/>
       <w:r>
         <w:lastRenderedPageBreak/>
         <w:t>Estructura y elementos previos de la nota técnica</w:t>
@@ -3211,7 +3244,7 @@
       <w:pPr>
         <w:pStyle w:val="Ttulo2"/>
       </w:pPr>
-      <w:bookmarkStart w:id="2" w:name="_Toc242948224"/>
+      <w:bookmarkStart w:id="2" w:name="_Toc244091388"/>
       <w:r>
         <w:lastRenderedPageBreak/>
         <w:t>Estructura de la nota técnica</w:t>
@@ -3415,7 +3448,7 @@
       <w:pPr>
         <w:pStyle w:val="Ttulo2"/>
       </w:pPr>
-      <w:bookmarkStart w:id="3" w:name="_Toc242948225"/>
+      <w:bookmarkStart w:id="3" w:name="_Toc244091389"/>
       <w:r>
         <w:t>Identificación de servicios y procedimientos</w:t>
       </w:r>
@@ -3587,7 +3620,7 @@
       <w:pPr>
         <w:pStyle w:val="Ttulo2"/>
       </w:pPr>
-      <w:bookmarkStart w:id="4" w:name="_Toc242948226"/>
+      <w:bookmarkStart w:id="4" w:name="_Toc244091390"/>
       <w:r>
         <w:t>Elaboración de cálculos e indicadores</w:t>
       </w:r>
@@ -4133,13 +4166,6 @@
           <w:lang w:val="es-419" w:eastAsia="es-CO"/>
         </w:rPr>
       </w:pPr>
-    </w:p>
-    <w:p>
-      <w:pPr>
-        <w:rPr>
-          <w:lang w:val="es-419" w:eastAsia="es-CO"/>
-        </w:rPr>
-      </w:pPr>
       <w:r>
         <w:rPr>
           <w:lang w:val="es-419" w:eastAsia="es-CO"/>
@@ -4297,6 +4323,7 @@
         <w:rPr>
           <w:lang w:val="es-419" w:eastAsia="es-CO"/>
         </w:rPr>
+        <w:lastRenderedPageBreak/>
         <w:t>Los indicadores complementan estos cálculos al facilitar el seguimiento del comportamiento de variables relevantes. Por ejemplo, un indicador porcentual de utilización puede expresarse de la siguiente manera:</w:t>
       </w:r>
     </w:p>
@@ -4722,7 +4749,7 @@
       <w:pPr>
         <w:pStyle w:val="Ttulo2"/>
       </w:pPr>
-      <w:bookmarkStart w:id="5" w:name="_Toc242948227"/>
+      <w:bookmarkStart w:id="5" w:name="_Toc244091391"/>
       <w:r>
         <w:t>Costos y tarifas</w:t>
       </w:r>
@@ -5053,7 +5080,7 @@
       <w:pPr>
         <w:pStyle w:val="Ttulo2"/>
       </w:pPr>
-      <w:bookmarkStart w:id="6" w:name="_Toc242948228"/>
+      <w:bookmarkStart w:id="6" w:name="_Toc244091392"/>
       <w:r>
         <w:t>Riesgo primario y riesgo técnico</w:t>
       </w:r>
@@ -5368,7 +5395,7 @@
       <w:pPr>
         <w:pStyle w:val="Ttulo1"/>
       </w:pPr>
-      <w:bookmarkStart w:id="7" w:name="_Toc242948229"/>
+      <w:bookmarkStart w:id="7" w:name="_Toc244091393"/>
       <w:r>
         <w:lastRenderedPageBreak/>
         <w:t>Elaboración de la nota técnica</w:t>
@@ -5425,7 +5452,7 @@
       <w:pPr>
         <w:pStyle w:val="Ttulo2"/>
       </w:pPr>
-      <w:bookmarkStart w:id="8" w:name="_Toc242948230"/>
+      <w:bookmarkStart w:id="8" w:name="_Toc244091394"/>
       <w:r>
         <w:t>Lineamientos para la elaboración de la nota técnica</w:t>
       </w:r>
@@ -5710,7 +5737,7 @@
       <w:pPr>
         <w:pStyle w:val="Ttulo2"/>
       </w:pPr>
-      <w:bookmarkStart w:id="9" w:name="_Toc242948231"/>
+      <w:bookmarkStart w:id="9" w:name="_Toc244091395"/>
       <w:r>
         <w:t>Construcción y organización de la información</w:t>
       </w:r>
@@ -6211,7 +6238,7 @@
       <w:pPr>
         <w:pStyle w:val="Ttulo2"/>
       </w:pPr>
-      <w:bookmarkStart w:id="10" w:name="_Toc242948232"/>
+      <w:bookmarkStart w:id="10" w:name="_Toc244091396"/>
       <w:r>
         <w:t>Nota técnica según la modalidad de contratación</w:t>
       </w:r>
@@ -6484,7 +6511,7 @@
       <w:pPr>
         <w:pStyle w:val="Ttulo2"/>
       </w:pPr>
-      <w:bookmarkStart w:id="11" w:name="_Toc242948233"/>
+      <w:bookmarkStart w:id="11" w:name="_Toc244091397"/>
       <w:r>
         <w:t>Integración y consolidación de la nota técnica</w:t>
       </w:r>
@@ -6725,7 +6752,7 @@
       <w:pPr>
         <w:pStyle w:val="Ttulo2"/>
       </w:pPr>
-      <w:bookmarkStart w:id="12" w:name="_Toc242948234"/>
+      <w:bookmarkStart w:id="12" w:name="_Toc244091398"/>
       <w:r>
         <w:t>Ejercicio de construcción de una nota técnica</w:t>
       </w:r>
@@ -6741,33 +6768,7 @@
         <w:rPr>
           <w:lang w:val="es-419" w:eastAsia="es-CO"/>
         </w:rPr>
-        <w:t>Para integrar los conocimientos desarrollados en este componente, se propone un ejercicio práctico de construcción de una nota técnica a partir de información simulada. El ejercicio permite organizar la población, identificar los servicios y tecnologías, analizar las frecuencias de uso, establecer costos y tarifas y consolidar los resultados en una estructura coherente. Este tipo de ejercicio se encuentra contemplado en el material de referencia como una actividad práctica para aplicar los elementos necesarios para la construcción de la nota técnica.</w:t>
-      </w:r>
-    </w:p>
-    <w:p>
-      <w:pPr>
-        <w:rPr>
-          <w:lang w:val="es-419" w:eastAsia="es-CO"/>
-        </w:rPr>
-      </w:pPr>
-      <w:r>
-        <w:rPr>
-          <w:lang w:val="es-419" w:eastAsia="es-CO"/>
-        </w:rPr>
-        <w:t>Situación planteada: una entidad responsable del aseguramiento requiere proyectar los servicios y tecnologías en salud para una población afiliada durante un periodo de contratación. Para ello, dispone de información sobre la población, registros históricos de prestación de servicios, códigos de los procedimientos, frecuencias de utilización y valores de referencia.</w:t>
-      </w:r>
-    </w:p>
-    <w:p>
-      <w:pPr>
-        <w:rPr>
-          <w:lang w:val="es-419" w:eastAsia="es-CO"/>
-        </w:rPr>
-      </w:pPr>
-      <w:r>
-        <w:rPr>
-          <w:lang w:val="es-419" w:eastAsia="es-CO"/>
-        </w:rPr>
-        <w:t>Para desarrollar el ejercicio se deben realizar las siguientes actividades:</w:t>
+        <w:t xml:space="preserve">Para integrar los conocimientos desarrollados en este componente, se propone un ejercicio práctico de construcción de una nota técnica a partir de información simulada. El ejercicio permite organizar la población, identificar los servicios y tecnologías, analizar las frecuencias de uso, establecer costos y tarifas y consolidar los resultados en una estructura coherente. </w:t>
       </w:r>
     </w:p>
     <w:p>
@@ -6775,7 +6776,7 @@
         <w:pStyle w:val="Prrafodelista"/>
         <w:numPr>
           <w:ilvl w:val="0"/>
-          <w:numId w:val="12"/>
+          <w:numId w:val="22"/>
         </w:numPr>
         <w:rPr>
           <w:lang w:val="es-419" w:eastAsia="es-CO"/>
@@ -6784,16 +6785,36 @@
       <w:r>
         <w:rPr>
           <w:b/>
-          <w:bCs/>
-          <w:lang w:val="es-419" w:eastAsia="es-CO"/>
-        </w:rPr>
-        <w:t>Caracterizar la población</w:t>
-      </w:r>
-      <w:r>
-        <w:rPr>
-          <w:lang w:val="es-419" w:eastAsia="es-CO"/>
-        </w:rPr>
-        <w:t>: establecer la población objeto e identificar la población susceptible para los servicios analizados.</w:t>
+          <w:lang w:val="es-419" w:eastAsia="es-CO"/>
+        </w:rPr>
+        <w:t>Situación planteada</w:t>
+      </w:r>
+      <w:r>
+        <w:rPr>
+          <w:lang w:val="es-419" w:eastAsia="es-CO"/>
+        </w:rPr>
+        <w:t xml:space="preserve">: una entidad responsable del aseguramiento requiere proyectar los servicios y tecnologías en salud para una población afiliada </w:t>
+      </w:r>
+      <w:bookmarkStart w:id="13" w:name="_GoBack"/>
+      <w:bookmarkEnd w:id="13"/>
+      <w:r>
+        <w:rPr>
+          <w:lang w:val="es-419" w:eastAsia="es-CO"/>
+        </w:rPr>
+        <w:t>durante un periodo de contratación. Para ello, dispone de información sobre la población, registros históricos de prestación de servicios, códigos de los procedimientos, frecuencias de utilización y valores de referencia.</w:t>
+      </w:r>
+    </w:p>
+    <w:p>
+      <w:pPr>
+        <w:rPr>
+          <w:lang w:val="es-419" w:eastAsia="es-CO"/>
+        </w:rPr>
+      </w:pPr>
+      <w:r>
+        <w:rPr>
+          <w:lang w:val="es-419" w:eastAsia="es-CO"/>
+        </w:rPr>
+        <w:t>Para desarrollar el ejercicio se deben realizar las siguientes actividades:</w:t>
       </w:r>
     </w:p>
     <w:p>
@@ -6801,7 +6822,7 @@
         <w:pStyle w:val="Prrafodelista"/>
         <w:numPr>
           <w:ilvl w:val="0"/>
-          <w:numId w:val="12"/>
+          <w:numId w:val="21"/>
         </w:numPr>
         <w:rPr>
           <w:lang w:val="es-419" w:eastAsia="es-CO"/>
@@ -6813,14 +6834,13 @@
           <w:bCs/>
           <w:lang w:val="es-419" w:eastAsia="es-CO"/>
         </w:rPr>
-        <w:lastRenderedPageBreak/>
-        <w:t>Depurar la información histórica</w:t>
-      </w:r>
-      <w:r>
-        <w:rPr>
-          <w:lang w:val="es-419" w:eastAsia="es-CO"/>
-        </w:rPr>
-        <w:t>: organizar los registros disponibles por servicio, tecnología y periodo, verificando su consistencia.</w:t>
+        <w:t>Caracterizar la población</w:t>
+      </w:r>
+      <w:r>
+        <w:rPr>
+          <w:lang w:val="es-419" w:eastAsia="es-CO"/>
+        </w:rPr>
+        <w:t>: establecer la población objeto e identificar la población susceptible para los servicios analizados.</w:t>
       </w:r>
     </w:p>
     <w:p>
@@ -6828,7 +6848,7 @@
         <w:pStyle w:val="Prrafodelista"/>
         <w:numPr>
           <w:ilvl w:val="0"/>
-          <w:numId w:val="12"/>
+          <w:numId w:val="21"/>
         </w:numPr>
         <w:rPr>
           <w:lang w:val="es-419" w:eastAsia="es-CO"/>
@@ -6840,13 +6860,13 @@
           <w:bCs/>
           <w:lang w:val="es-419" w:eastAsia="es-CO"/>
         </w:rPr>
-        <w:t>Identificar y codificar los servicios</w:t>
-      </w:r>
-      <w:r>
-        <w:rPr>
-          <w:lang w:val="es-419" w:eastAsia="es-CO"/>
-        </w:rPr>
-        <w:t>: relacionar cada servicio o procedimiento con el código correspondiente.</w:t>
+        <w:t>Depurar la información histórica</w:t>
+      </w:r>
+      <w:r>
+        <w:rPr>
+          <w:lang w:val="es-419" w:eastAsia="es-CO"/>
+        </w:rPr>
+        <w:t>: organizar los registros disponibles por servicio, tecnología y periodo, verificando su consistencia.</w:t>
       </w:r>
     </w:p>
     <w:p>
@@ -6854,7 +6874,7 @@
         <w:pStyle w:val="Prrafodelista"/>
         <w:numPr>
           <w:ilvl w:val="0"/>
-          <w:numId w:val="12"/>
+          <w:numId w:val="21"/>
         </w:numPr>
         <w:rPr>
           <w:lang w:val="es-419" w:eastAsia="es-CO"/>
@@ -6866,13 +6886,14 @@
           <w:bCs/>
           <w:lang w:val="es-419" w:eastAsia="es-CO"/>
         </w:rPr>
-        <w:t>Calcular las frecuencias de uso</w:t>
-      </w:r>
-      <w:r>
-        <w:rPr>
-          <w:lang w:val="es-419" w:eastAsia="es-CO"/>
-        </w:rPr>
-        <w:t>: determinar la frecuencia de utilización a partir de los registros históricos y la población susceptible.</w:t>
+        <w:lastRenderedPageBreak/>
+        <w:t>Identificar y codificar los servicios</w:t>
+      </w:r>
+      <w:r>
+        <w:rPr>
+          <w:lang w:val="es-419" w:eastAsia="es-CO"/>
+        </w:rPr>
+        <w:t>: relacionar cada servicio o procedimiento con el código correspondiente.</w:t>
       </w:r>
     </w:p>
     <w:p>
@@ -6880,7 +6901,7 @@
         <w:pStyle w:val="Prrafodelista"/>
         <w:numPr>
           <w:ilvl w:val="0"/>
-          <w:numId w:val="12"/>
+          <w:numId w:val="21"/>
         </w:numPr>
         <w:rPr>
           <w:lang w:val="es-419" w:eastAsia="es-CO"/>
@@ -6892,13 +6913,13 @@
           <w:bCs/>
           <w:lang w:val="es-419" w:eastAsia="es-CO"/>
         </w:rPr>
-        <w:t>Proyectar las cantidades</w:t>
-      </w:r>
-      <w:r>
-        <w:rPr>
-          <w:lang w:val="es-419" w:eastAsia="es-CO"/>
-        </w:rPr>
-        <w:t>: calcular la cantidad esperada de servicios para la población definida.</w:t>
+        <w:t>Calcular las frecuencias de uso</w:t>
+      </w:r>
+      <w:r>
+        <w:rPr>
+          <w:lang w:val="es-419" w:eastAsia="es-CO"/>
+        </w:rPr>
+        <w:t>: determinar la frecuencia de utilización a partir de los registros históricos y la población susceptible.</w:t>
       </w:r>
     </w:p>
     <w:p>
@@ -6906,7 +6927,7 @@
         <w:pStyle w:val="Prrafodelista"/>
         <w:numPr>
           <w:ilvl w:val="0"/>
-          <w:numId w:val="12"/>
+          <w:numId w:val="21"/>
         </w:numPr>
         <w:rPr>
           <w:lang w:val="es-419" w:eastAsia="es-CO"/>
@@ -6918,13 +6939,13 @@
           <w:bCs/>
           <w:lang w:val="es-419" w:eastAsia="es-CO"/>
         </w:rPr>
-        <w:t>Establecer costos y tarifas</w:t>
-      </w:r>
-      <w:r>
-        <w:rPr>
-          <w:lang w:val="es-419" w:eastAsia="es-CO"/>
-        </w:rPr>
-        <w:t>: asignar los valores unitarios correspondientes y calcular el valor proyectado de los servicios.</w:t>
+        <w:t>Proyectar las cantidades</w:t>
+      </w:r>
+      <w:r>
+        <w:rPr>
+          <w:lang w:val="es-419" w:eastAsia="es-CO"/>
+        </w:rPr>
+        <w:t>: calcular la cantidad esperada de servicios para la población definida.</w:t>
       </w:r>
     </w:p>
     <w:p>
@@ -6932,7 +6953,7 @@
         <w:pStyle w:val="Prrafodelista"/>
         <w:numPr>
           <w:ilvl w:val="0"/>
-          <w:numId w:val="12"/>
+          <w:numId w:val="21"/>
         </w:numPr>
         <w:rPr>
           <w:lang w:val="es-419" w:eastAsia="es-CO"/>
@@ -6944,13 +6965,13 @@
           <w:bCs/>
           <w:lang w:val="es-419" w:eastAsia="es-CO"/>
         </w:rPr>
-        <w:t>Organizar los servicios</w:t>
-      </w:r>
-      <w:r>
-        <w:rPr>
-          <w:lang w:val="es-419" w:eastAsia="es-CO"/>
-        </w:rPr>
-        <w:t>: agrupar la información de acuerdo con las características definidas para el ejercicio y la modalidad de contratación.</w:t>
+        <w:t>Establecer costos y tarifas</w:t>
+      </w:r>
+      <w:r>
+        <w:rPr>
+          <w:lang w:val="es-419" w:eastAsia="es-CO"/>
+        </w:rPr>
+        <w:t>: asignar los valores unitarios correspondientes y calcular el valor proyectado de los servicios.</w:t>
       </w:r>
     </w:p>
     <w:p>
@@ -6958,7 +6979,7 @@
         <w:pStyle w:val="Prrafodelista"/>
         <w:numPr>
           <w:ilvl w:val="0"/>
-          <w:numId w:val="12"/>
+          <w:numId w:val="21"/>
         </w:numPr>
         <w:rPr>
           <w:lang w:val="es-419" w:eastAsia="es-CO"/>
@@ -6970,13 +6991,13 @@
           <w:bCs/>
           <w:lang w:val="es-419" w:eastAsia="es-CO"/>
         </w:rPr>
-        <w:t>Considerar los riesgos</w:t>
-      </w:r>
-      <w:r>
-        <w:rPr>
-          <w:lang w:val="es-419" w:eastAsia="es-CO"/>
-        </w:rPr>
-        <w:t>: incorporar los elementos relacionados con el riesgo primario y el riesgo técnico.</w:t>
+        <w:t>Organizar los servicios</w:t>
+      </w:r>
+      <w:r>
+        <w:rPr>
+          <w:lang w:val="es-419" w:eastAsia="es-CO"/>
+        </w:rPr>
+        <w:t>: agrupar la información de acuerdo con las características definidas para el ejercicio y la modalidad de contratación.</w:t>
       </w:r>
     </w:p>
     <w:p>
@@ -6984,7 +7005,7 @@
         <w:pStyle w:val="Prrafodelista"/>
         <w:numPr>
           <w:ilvl w:val="0"/>
-          <w:numId w:val="12"/>
+          <w:numId w:val="21"/>
         </w:numPr>
         <w:rPr>
           <w:lang w:val="es-419" w:eastAsia="es-CO"/>
@@ -6996,6 +7017,32 @@
           <w:bCs/>
           <w:lang w:val="es-419" w:eastAsia="es-CO"/>
         </w:rPr>
+        <w:t>Considerar los riesgos</w:t>
+      </w:r>
+      <w:r>
+        <w:rPr>
+          <w:lang w:val="es-419" w:eastAsia="es-CO"/>
+        </w:rPr>
+        <w:t>: incorporar los elementos relacionados con el riesgo primario y el riesgo técnico.</w:t>
+      </w:r>
+    </w:p>
+    <w:p>
+      <w:pPr>
+        <w:pStyle w:val="Prrafodelista"/>
+        <w:numPr>
+          <w:ilvl w:val="0"/>
+          <w:numId w:val="21"/>
+        </w:numPr>
+        <w:rPr>
+          <w:lang w:val="es-419" w:eastAsia="es-CO"/>
+        </w:rPr>
+      </w:pPr>
+      <w:r>
+        <w:rPr>
+          <w:b/>
+          <w:bCs/>
+          <w:lang w:val="es-419" w:eastAsia="es-CO"/>
+        </w:rPr>
         <w:t>Consolidar la información</w:t>
       </w:r>
       <w:r>
@@ -7030,6 +7077,13 @@
         </w:rPr>
         <w:t>A continuación, se presenta un ejemplo de la estructura que puede utilizarse para organizar esta información:</w:t>
       </w:r>
+    </w:p>
+    <w:p>
+      <w:pPr>
+        <w:rPr>
+          <w:lang w:val="es-419" w:eastAsia="es-CO"/>
+        </w:rPr>
+      </w:pPr>
     </w:p>
     <w:p>
       <w:pPr>
@@ -7576,12 +7630,12 @@
       <w:pPr>
         <w:pStyle w:val="Ttulo1"/>
       </w:pPr>
-      <w:bookmarkStart w:id="13" w:name="_Toc242948235"/>
+      <w:bookmarkStart w:id="14" w:name="_Toc244091399"/>
       <w:r>
         <w:lastRenderedPageBreak/>
         <w:t>Revisión y validación de la nota técnica</w:t>
       </w:r>
-      <w:bookmarkEnd w:id="13"/>
+      <w:bookmarkEnd w:id="14"/>
     </w:p>
     <w:p>
       <w:pPr>
@@ -7646,12 +7700,12 @@
       <w:pPr>
         <w:pStyle w:val="Ttulo2"/>
       </w:pPr>
-      <w:bookmarkStart w:id="14" w:name="_Toc242948236"/>
+      <w:bookmarkStart w:id="15" w:name="_Toc244091400"/>
       <w:r>
         <w:lastRenderedPageBreak/>
         <w:t>Validación técnica</w:t>
       </w:r>
-      <w:bookmarkEnd w:id="14"/>
+      <w:bookmarkEnd w:id="15"/>
     </w:p>
     <w:p>
       <w:pPr>
@@ -7935,11 +7989,11 @@
       <w:pPr>
         <w:pStyle w:val="Ttulo2"/>
       </w:pPr>
-      <w:bookmarkStart w:id="15" w:name="_Toc242948237"/>
+      <w:bookmarkStart w:id="16" w:name="_Toc244091401"/>
       <w:r>
         <w:t>Validación jurídica</w:t>
       </w:r>
-      <w:bookmarkEnd w:id="15"/>
+      <w:bookmarkEnd w:id="16"/>
     </w:p>
     <w:p>
       <w:pPr>
@@ -8222,11 +8276,11 @@
       <w:pPr>
         <w:pStyle w:val="Ttulo2"/>
       </w:pPr>
-      <w:bookmarkStart w:id="16" w:name="_Toc242948238"/>
+      <w:bookmarkStart w:id="17" w:name="_Toc244091402"/>
       <w:r>
         <w:t>Validación financiera</w:t>
       </w:r>
-      <w:bookmarkEnd w:id="16"/>
+      <w:bookmarkEnd w:id="17"/>
     </w:p>
     <w:p>
       <w:pPr>
@@ -8471,11 +8525,11 @@
       <w:pPr>
         <w:pStyle w:val="Ttulo2"/>
       </w:pPr>
-      <w:bookmarkStart w:id="17" w:name="_Toc242948239"/>
+      <w:bookmarkStart w:id="18" w:name="_Toc244091403"/>
       <w:r>
         <w:t>Consolidación de resultados de la validación</w:t>
       </w:r>
-      <w:bookmarkEnd w:id="17"/>
+      <w:bookmarkEnd w:id="18"/>
     </w:p>
     <w:p>
       <w:pPr>
@@ -8993,12 +9047,12 @@
       <w:pPr>
         <w:pStyle w:val="Ttulo1"/>
       </w:pPr>
-      <w:bookmarkStart w:id="18" w:name="_Toc242948240"/>
+      <w:bookmarkStart w:id="19" w:name="_Toc244091404"/>
       <w:r>
         <w:lastRenderedPageBreak/>
         <w:t>Ajustes y seguimiento de la nota técnica</w:t>
       </w:r>
-      <w:bookmarkEnd w:id="18"/>
+      <w:bookmarkEnd w:id="19"/>
     </w:p>
     <w:p>
       <w:pPr>
@@ -9056,12 +9110,12 @@
       <w:pPr>
         <w:pStyle w:val="Ttulo2"/>
       </w:pPr>
-      <w:bookmarkStart w:id="19" w:name="_Toc242948241"/>
+      <w:bookmarkStart w:id="20" w:name="_Toc244091405"/>
       <w:r>
         <w:lastRenderedPageBreak/>
         <w:t>Identificación y análisis de desviaciones</w:t>
       </w:r>
-      <w:bookmarkEnd w:id="19"/>
+      <w:bookmarkEnd w:id="20"/>
     </w:p>
     <w:p>
       <w:pPr>
@@ -9146,7 +9200,25 @@
           <w:bCs/>
           <w:lang w:val="es-419" w:eastAsia="es-CO"/>
         </w:rPr>
-        <w:t>Desviación porcentual=(Valor observado - Valor proyectado )/(Valor proyectado)  x 100</w:t>
+        <w:t>Desviación porcentual</w:t>
+      </w:r>
+      <w:proofErr w:type="gramStart"/>
+      <w:r>
+        <w:rPr>
+          <w:b/>
+          <w:bCs/>
+          <w:lang w:val="es-419" w:eastAsia="es-CO"/>
+        </w:rPr>
+        <w:t>=(</w:t>
+      </w:r>
+      <w:proofErr w:type="gramEnd"/>
+      <w:r>
+        <w:rPr>
+          <w:b/>
+          <w:bCs/>
+          <w:lang w:val="es-419" w:eastAsia="es-CO"/>
+        </w:rPr>
+        <w:t>Valor observado - Valor proyectado )/(Valor proyectado)  x 100</w:t>
       </w:r>
     </w:p>
     <w:p>
@@ -9591,11 +9663,11 @@
       <w:pPr>
         <w:pStyle w:val="Ttulo2"/>
       </w:pPr>
-      <w:bookmarkStart w:id="20" w:name="_Toc242948242"/>
+      <w:bookmarkStart w:id="21" w:name="_Toc244091406"/>
       <w:r>
         <w:t>Ajustes de tarifas y planificación de servicios</w:t>
       </w:r>
-      <w:bookmarkEnd w:id="20"/>
+      <w:bookmarkEnd w:id="21"/>
     </w:p>
     <w:p>
       <w:pPr>
@@ -9788,11 +9860,11 @@
       <w:pPr>
         <w:pStyle w:val="Ttulo2"/>
       </w:pPr>
-      <w:bookmarkStart w:id="21" w:name="_Toc242948243"/>
+      <w:bookmarkStart w:id="22" w:name="_Toc244091407"/>
       <w:r>
         <w:t>Ajustes relacionados con el riesgo</w:t>
       </w:r>
-      <w:bookmarkEnd w:id="21"/>
+      <w:bookmarkEnd w:id="22"/>
     </w:p>
     <w:p>
       <w:pPr>
@@ -10063,11 +10135,11 @@
       <w:pPr>
         <w:pStyle w:val="Ttulo2"/>
       </w:pPr>
-      <w:bookmarkStart w:id="22" w:name="_Toc242948244"/>
+      <w:bookmarkStart w:id="23" w:name="_Toc244091408"/>
       <w:r>
         <w:t>Seguimiento e indicadores de ejecución</w:t>
       </w:r>
-      <w:bookmarkEnd w:id="22"/>
+      <w:bookmarkEnd w:id="23"/>
     </w:p>
     <w:p>
       <w:pPr>
@@ -10140,7 +10212,7 @@
         </w:trPr>
         <w:tc>
           <w:tcPr>
-            <w:tcW w:w="2263" w:type="dxa"/>
+            <w:tcW w:w="1678" w:type="dxa"/>
           </w:tcPr>
           <w:p>
             <w:pPr>
@@ -10149,6 +10221,7 @@
                 <w:rFonts w:asciiTheme="minorHAnsi" w:hAnsiTheme="minorHAnsi"/>
                 <w:b w:val="0"/>
                 <w:kern w:val="2"/>
+                <w:sz w:val="24"/>
                 <w:lang w:val="es-419" w:eastAsia="es-CO"/>
                 <w14:ligatures w14:val="standardContextual"/>
               </w:rPr>
@@ -10158,6 +10231,7 @@
                 <w:rFonts w:asciiTheme="minorHAnsi" w:hAnsiTheme="minorHAnsi"/>
                 <w:b w:val="0"/>
                 <w:kern w:val="2"/>
+                <w:sz w:val="24"/>
                 <w:lang w:val="es-419" w:eastAsia="es-CO"/>
                 <w14:ligatures w14:val="standardContextual"/>
               </w:rPr>
@@ -10167,7 +10241,7 @@
         </w:tc>
         <w:tc>
           <w:tcPr>
-            <w:tcW w:w="6229" w:type="dxa"/>
+            <w:tcW w:w="6814" w:type="dxa"/>
           </w:tcPr>
           <w:p>
             <w:pPr>
@@ -10176,6 +10250,7 @@
                 <w:rFonts w:asciiTheme="minorHAnsi" w:hAnsiTheme="minorHAnsi"/>
                 <w:b w:val="0"/>
                 <w:kern w:val="2"/>
+                <w:sz w:val="24"/>
                 <w:lang w:val="es-419" w:eastAsia="es-CO"/>
                 <w14:ligatures w14:val="standardContextual"/>
               </w:rPr>
@@ -10185,6 +10260,7 @@
                 <w:rFonts w:asciiTheme="minorHAnsi" w:hAnsiTheme="minorHAnsi"/>
                 <w:b w:val="0"/>
                 <w:kern w:val="2"/>
+                <w:sz w:val="24"/>
                 <w:lang w:val="es-419" w:eastAsia="es-CO"/>
                 <w14:ligatures w14:val="standardContextual"/>
               </w:rPr>
@@ -10203,6 +10279,7 @@
                 <w:rFonts w:asciiTheme="minorHAnsi" w:hAnsiTheme="minorHAnsi"/>
                 <w:b w:val="0"/>
                 <w:kern w:val="2"/>
+                <w:sz w:val="24"/>
                 <w:lang w:val="es-419" w:eastAsia="es-CO"/>
                 <w14:ligatures w14:val="standardContextual"/>
               </w:rPr>
@@ -10212,6 +10289,7 @@
                 <w:rFonts w:asciiTheme="minorHAnsi" w:hAnsiTheme="minorHAnsi"/>
                 <w:b w:val="0"/>
                 <w:kern w:val="2"/>
+                <w:sz w:val="24"/>
                 <w:lang w:val="es-419" w:eastAsia="es-CO"/>
                 <w14:ligatures w14:val="standardContextual"/>
               </w:rPr>
@@ -10226,7 +10304,7 @@
         </w:trPr>
         <w:tc>
           <w:tcPr>
-            <w:tcW w:w="2263" w:type="dxa"/>
+            <w:tcW w:w="1678" w:type="dxa"/>
           </w:tcPr>
           <w:p>
             <w:pPr>
@@ -10234,6 +10312,7 @@
               <w:rPr>
                 <w:rFonts w:asciiTheme="minorHAnsi" w:hAnsiTheme="minorHAnsi"/>
                 <w:kern w:val="2"/>
+                <w:sz w:val="24"/>
                 <w:lang w:val="es-419" w:eastAsia="es-CO"/>
                 <w14:ligatures w14:val="standardContextual"/>
               </w:rPr>
@@ -10242,6 +10321,7 @@
               <w:rPr>
                 <w:rFonts w:asciiTheme="minorHAnsi" w:hAnsiTheme="minorHAnsi"/>
                 <w:kern w:val="2"/>
+                <w:sz w:val="24"/>
                 <w:lang w:val="es-419" w:eastAsia="es-CO"/>
                 <w14:ligatures w14:val="standardContextual"/>
               </w:rPr>
@@ -10251,7 +10331,7 @@
         </w:tc>
         <w:tc>
           <w:tcPr>
-            <w:tcW w:w="6229" w:type="dxa"/>
+            <w:tcW w:w="6814" w:type="dxa"/>
           </w:tcPr>
           <w:p>
             <w:pPr>
@@ -10259,6 +10339,7 @@
               <w:rPr>
                 <w:rFonts w:asciiTheme="minorHAnsi" w:hAnsiTheme="minorHAnsi"/>
                 <w:kern w:val="2"/>
+                <w:sz w:val="24"/>
                 <w:lang w:val="es-419" w:eastAsia="es-CO"/>
                 <w14:ligatures w14:val="standardContextual"/>
               </w:rPr>
@@ -10271,6 +10352,7 @@
                       <w:rPr>
                         <w:rFonts w:ascii="Cambria Math" w:hAnsi="Cambria Math"/>
                         <w:kern w:val="2"/>
+                        <w:sz w:val="24"/>
                         <w:lang w:val="es-419" w:eastAsia="es-CO"/>
                         <w14:ligatures w14:val="standardContextual"/>
                       </w:rPr>
@@ -10284,6 +10366,7 @@
                       <w:rPr>
                         <w:rFonts w:ascii="Cambria Math" w:hAnsi="Cambria Math"/>
                         <w:kern w:val="2"/>
+                        <w:sz w:val="24"/>
                         <w:lang w:val="es-419" w:eastAsia="es-CO"/>
                         <w14:ligatures w14:val="standardContextual"/>
                       </w:rPr>
@@ -10296,6 +10379,7 @@
                       <w:rPr>
                         <w:rFonts w:ascii="Cambria Math" w:hAnsi="Cambria Math"/>
                         <w:kern w:val="2"/>
+                        <w:sz w:val="24"/>
                         <w:lang w:val="es-419" w:eastAsia="es-CO"/>
                         <w14:ligatures w14:val="standardContextual"/>
                       </w:rPr>
@@ -10308,6 +10392,7 @@
                       <w:rPr>
                         <w:rFonts w:ascii="Cambria Math" w:hAnsi="Cambria Math"/>
                         <w:kern w:val="2"/>
+                        <w:sz w:val="24"/>
                         <w:lang w:val="es-419" w:eastAsia="es-CO"/>
                         <w14:ligatures w14:val="standardContextual"/>
                       </w:rPr>
@@ -10320,6 +10405,7 @@
                       <w:rPr>
                         <w:rFonts w:ascii="Cambria Math" w:hAnsi="Cambria Math"/>
                         <w:kern w:val="2"/>
+                        <w:sz w:val="24"/>
                         <w:lang w:val="es-419" w:eastAsia="es-CO"/>
                         <w14:ligatures w14:val="standardContextual"/>
                       </w:rPr>
@@ -10334,6 +10420,7 @@
                       <w:rPr>
                         <w:rFonts w:ascii="Cambria Math" w:hAnsi="Cambria Math"/>
                         <w:kern w:val="2"/>
+                        <w:sz w:val="24"/>
                         <w:lang w:val="es-419" w:eastAsia="es-CO"/>
                         <w14:ligatures w14:val="standardContextual"/>
                       </w:rPr>
@@ -10346,6 +10433,7 @@
                       <w:rPr>
                         <w:rFonts w:ascii="Cambria Math" w:hAnsi="Cambria Math"/>
                         <w:kern w:val="2"/>
+                        <w:sz w:val="24"/>
                         <w:lang w:val="es-419" w:eastAsia="es-CO"/>
                         <w14:ligatures w14:val="standardContextual"/>
                       </w:rPr>
@@ -10358,6 +10446,7 @@
                       <w:rPr>
                         <w:rFonts w:ascii="Cambria Math" w:hAnsi="Cambria Math"/>
                         <w:kern w:val="2"/>
+                        <w:sz w:val="24"/>
                         <w:lang w:val="es-419" w:eastAsia="es-CO"/>
                         <w14:ligatures w14:val="standardContextual"/>
                       </w:rPr>
@@ -10372,6 +10461,7 @@
                   <w:rPr>
                     <w:rFonts w:ascii="Cambria Math" w:hAnsi="Cambria Math"/>
                     <w:kern w:val="2"/>
+                    <w:sz w:val="24"/>
                     <w:lang w:val="es-419" w:eastAsia="es-CO"/>
                     <w14:ligatures w14:val="standardContextual"/>
                   </w:rPr>
@@ -10384,6 +10474,7 @@
                   <w:rPr>
                     <w:rFonts w:ascii="Cambria Math" w:hAnsi="Cambria Math"/>
                     <w:kern w:val="2"/>
+                    <w:sz w:val="24"/>
                     <w:lang w:val="es-419" w:eastAsia="es-CO"/>
                     <w14:ligatures w14:val="standardContextual"/>
                   </w:rPr>
@@ -10396,6 +10487,7 @@
                   <w:rPr>
                     <w:rFonts w:ascii="Cambria Math" w:hAnsi="Cambria Math"/>
                     <w:kern w:val="2"/>
+                    <w:sz w:val="24"/>
                     <w:lang w:val="es-419" w:eastAsia="es-CO"/>
                     <w14:ligatures w14:val="standardContextual"/>
                   </w:rPr>
@@ -10408,6 +10500,7 @@
                   <w:rPr>
                     <w:rFonts w:ascii="Cambria Math" w:hAnsi="Cambria Math"/>
                     <w:kern w:val="2"/>
+                    <w:sz w:val="24"/>
                     <w:lang w:val="es-419" w:eastAsia="es-CO"/>
                     <w14:ligatures w14:val="standardContextual"/>
                   </w:rPr>
@@ -10427,6 +10520,7 @@
               <w:rPr>
                 <w:rFonts w:asciiTheme="minorHAnsi" w:hAnsiTheme="minorHAnsi"/>
                 <w:kern w:val="2"/>
+                <w:sz w:val="24"/>
                 <w:lang w:val="es-419" w:eastAsia="es-CO"/>
                 <w14:ligatures w14:val="standardContextual"/>
               </w:rPr>
@@ -10435,61 +10529,55 @@
               <w:rPr>
                 <w:rFonts w:asciiTheme="minorHAnsi" w:hAnsiTheme="minorHAnsi"/>
                 <w:kern w:val="2"/>
+                <w:sz w:val="24"/>
                 <w:lang w:val="es-419" w:eastAsia="es-CO"/>
                 <w14:ligatures w14:val="standardContextual"/>
               </w:rPr>
-              <w:t xml:space="preserve">Determinar el porcentaje de servicios ejecutados </w:t>
-            </w:r>
-            <w:r>
+              <w:t>Determinar el porcentaje de servicios ejecutados frente a lo proyectado.</w:t>
+            </w:r>
+          </w:p>
+        </w:tc>
+      </w:tr>
+      <w:tr>
+        <w:tc>
+          <w:tcPr>
+            <w:tcW w:w="1678" w:type="dxa"/>
+          </w:tcPr>
+          <w:p>
+            <w:pPr>
+              <w:ind w:firstLine="0"/>
               <w:rPr>
                 <w:rFonts w:asciiTheme="minorHAnsi" w:hAnsiTheme="minorHAnsi"/>
                 <w:kern w:val="2"/>
+                <w:sz w:val="24"/>
                 <w:lang w:val="es-419" w:eastAsia="es-CO"/>
                 <w14:ligatures w14:val="standardContextual"/>
               </w:rPr>
-              <w:lastRenderedPageBreak/>
-              <w:t>frente a lo proyectado.</w:t>
-            </w:r>
-          </w:p>
-        </w:tc>
-      </w:tr>
-      <w:tr>
-        <w:tc>
-          <w:tcPr>
-            <w:tcW w:w="2263" w:type="dxa"/>
-          </w:tcPr>
-          <w:p>
-            <w:pPr>
-              <w:ind w:firstLine="0"/>
+            </w:pPr>
+            <w:r>
               <w:rPr>
                 <w:rFonts w:asciiTheme="minorHAnsi" w:hAnsiTheme="minorHAnsi"/>
                 <w:kern w:val="2"/>
+                <w:sz w:val="24"/>
                 <w:lang w:val="es-419" w:eastAsia="es-CO"/>
                 <w14:ligatures w14:val="standardContextual"/>
               </w:rPr>
-            </w:pPr>
-            <w:r>
+              <w:lastRenderedPageBreak/>
+              <w:t>Variación de frecuencia de uso</w:t>
+            </w:r>
+          </w:p>
+        </w:tc>
+        <w:tc>
+          <w:tcPr>
+            <w:tcW w:w="6814" w:type="dxa"/>
+          </w:tcPr>
+          <w:p>
+            <w:pPr>
+              <w:ind w:firstLine="0"/>
               <w:rPr>
                 <w:rFonts w:asciiTheme="minorHAnsi" w:hAnsiTheme="minorHAnsi"/>
                 <w:kern w:val="2"/>
-                <w:lang w:val="es-419" w:eastAsia="es-CO"/>
-                <w14:ligatures w14:val="standardContextual"/>
-              </w:rPr>
-              <w:lastRenderedPageBreak/>
-              <w:t>Variación de frecuencia de uso</w:t>
-            </w:r>
-          </w:p>
-        </w:tc>
-        <w:tc>
-          <w:tcPr>
-            <w:tcW w:w="6229" w:type="dxa"/>
-          </w:tcPr>
-          <w:p>
-            <w:pPr>
-              <w:ind w:firstLine="0"/>
-              <w:rPr>
-                <w:rFonts w:asciiTheme="minorHAnsi" w:hAnsiTheme="minorHAnsi"/>
-                <w:kern w:val="2"/>
+                <w:sz w:val="24"/>
                 <w:lang w:val="es-419" w:eastAsia="es-CO"/>
                 <w14:ligatures w14:val="standardContextual"/>
               </w:rPr>
@@ -10502,6 +10590,7 @@
                       <w:rPr>
                         <w:rFonts w:ascii="Cambria Math" w:hAnsi="Cambria Math"/>
                         <w:kern w:val="2"/>
+                        <w:sz w:val="24"/>
                         <w:lang w:val="es-419" w:eastAsia="es-CO"/>
                         <w14:ligatures w14:val="standardContextual"/>
                       </w:rPr>
@@ -10515,6 +10604,7 @@
                       <w:rPr>
                         <w:rFonts w:ascii="Cambria Math" w:hAnsi="Cambria Math"/>
                         <w:kern w:val="2"/>
+                        <w:sz w:val="24"/>
                         <w:lang w:val="es-419" w:eastAsia="es-CO"/>
                         <w14:ligatures w14:val="standardContextual"/>
                       </w:rPr>
@@ -10527,6 +10617,7 @@
                       <w:rPr>
                         <w:rFonts w:ascii="Cambria Math" w:hAnsi="Cambria Math"/>
                         <w:kern w:val="2"/>
+                        <w:sz w:val="24"/>
                         <w:lang w:val="es-419" w:eastAsia="es-CO"/>
                         <w14:ligatures w14:val="standardContextual"/>
                       </w:rPr>
@@ -10539,6 +10630,7 @@
                       <w:rPr>
                         <w:rFonts w:ascii="Cambria Math" w:hAnsi="Cambria Math"/>
                         <w:kern w:val="2"/>
+                        <w:sz w:val="24"/>
                         <w:lang w:val="es-419" w:eastAsia="es-CO"/>
                         <w14:ligatures w14:val="standardContextual"/>
                       </w:rPr>
@@ -10551,6 +10643,7 @@
                       <w:rPr>
                         <w:rFonts w:ascii="Cambria Math" w:hAnsi="Cambria Math"/>
                         <w:kern w:val="2"/>
+                        <w:sz w:val="24"/>
                         <w:lang w:val="es-419" w:eastAsia="es-CO"/>
                         <w14:ligatures w14:val="standardContextual"/>
                       </w:rPr>
@@ -10563,6 +10656,7 @@
                       <w:rPr>
                         <w:rFonts w:ascii="Cambria Math" w:hAnsi="Cambria Math"/>
                         <w:kern w:val="2"/>
+                        <w:sz w:val="24"/>
                         <w:lang w:val="es-419" w:eastAsia="es-CO"/>
                         <w14:ligatures w14:val="standardContextual"/>
                       </w:rPr>
@@ -10575,6 +10669,7 @@
                       <w:rPr>
                         <w:rFonts w:ascii="Cambria Math" w:hAnsi="Cambria Math"/>
                         <w:kern w:val="2"/>
+                        <w:sz w:val="24"/>
                         <w:lang w:val="es-419" w:eastAsia="es-CO"/>
                         <w14:ligatures w14:val="standardContextual"/>
                       </w:rPr>
@@ -10587,6 +10682,7 @@
                       <w:rPr>
                         <w:rFonts w:ascii="Cambria Math" w:hAnsi="Cambria Math"/>
                         <w:kern w:val="2"/>
+                        <w:sz w:val="24"/>
                         <w:lang w:val="es-419" w:eastAsia="es-CO"/>
                         <w14:ligatures w14:val="standardContextual"/>
                       </w:rPr>
@@ -10599,6 +10695,7 @@
                       <w:rPr>
                         <w:rFonts w:ascii="Cambria Math" w:hAnsi="Cambria Math"/>
                         <w:kern w:val="2"/>
+                        <w:sz w:val="24"/>
                         <w:lang w:val="es-419" w:eastAsia="es-CO"/>
                         <w14:ligatures w14:val="standardContextual"/>
                       </w:rPr>
@@ -10613,6 +10710,7 @@
                       <w:rPr>
                         <w:rFonts w:ascii="Cambria Math" w:hAnsi="Cambria Math"/>
                         <w:kern w:val="2"/>
+                        <w:sz w:val="24"/>
                         <w:lang w:val="es-419" w:eastAsia="es-CO"/>
                         <w14:ligatures w14:val="standardContextual"/>
                       </w:rPr>
@@ -10625,6 +10723,7 @@
                       <w:rPr>
                         <w:rFonts w:ascii="Cambria Math" w:hAnsi="Cambria Math"/>
                         <w:kern w:val="2"/>
+                        <w:sz w:val="24"/>
                         <w:lang w:val="es-419" w:eastAsia="es-CO"/>
                         <w14:ligatures w14:val="standardContextual"/>
                       </w:rPr>
@@ -10637,6 +10736,7 @@
                       <w:rPr>
                         <w:rFonts w:ascii="Cambria Math" w:hAnsi="Cambria Math"/>
                         <w:kern w:val="2"/>
+                        <w:sz w:val="24"/>
                         <w:lang w:val="es-419" w:eastAsia="es-CO"/>
                         <w14:ligatures w14:val="standardContextual"/>
                       </w:rPr>
@@ -10651,6 +10751,7 @@
                   <w:rPr>
                     <w:rFonts w:ascii="Cambria Math" w:hAnsi="Cambria Math"/>
                     <w:kern w:val="2"/>
+                    <w:sz w:val="24"/>
                     <w:lang w:val="es-419" w:eastAsia="es-CO"/>
                     <w14:ligatures w14:val="standardContextual"/>
                   </w:rPr>
@@ -10663,6 +10764,7 @@
                   <w:rPr>
                     <w:rFonts w:ascii="Cambria Math" w:hAnsi="Cambria Math"/>
                     <w:kern w:val="2"/>
+                    <w:sz w:val="24"/>
                     <w:lang w:val="es-419" w:eastAsia="es-CO"/>
                     <w14:ligatures w14:val="standardContextual"/>
                   </w:rPr>
@@ -10675,6 +10777,7 @@
                   <w:rPr>
                     <w:rFonts w:ascii="Cambria Math" w:hAnsi="Cambria Math"/>
                     <w:kern w:val="2"/>
+                    <w:sz w:val="24"/>
                     <w:lang w:val="es-419" w:eastAsia="es-CO"/>
                     <w14:ligatures w14:val="standardContextual"/>
                   </w:rPr>
@@ -10687,6 +10790,7 @@
                   <w:rPr>
                     <w:rFonts w:ascii="Cambria Math" w:hAnsi="Cambria Math"/>
                     <w:kern w:val="2"/>
+                    <w:sz w:val="24"/>
                     <w:lang w:val="es-419" w:eastAsia="es-CO"/>
                     <w14:ligatures w14:val="standardContextual"/>
                   </w:rPr>
@@ -10706,6 +10810,7 @@
               <w:rPr>
                 <w:rFonts w:asciiTheme="minorHAnsi" w:hAnsiTheme="minorHAnsi"/>
                 <w:kern w:val="2"/>
+                <w:sz w:val="24"/>
                 <w:lang w:val="es-419" w:eastAsia="es-CO"/>
                 <w14:ligatures w14:val="standardContextual"/>
               </w:rPr>
@@ -10714,6 +10819,7 @@
               <w:rPr>
                 <w:rFonts w:asciiTheme="minorHAnsi" w:hAnsiTheme="minorHAnsi"/>
                 <w:kern w:val="2"/>
+                <w:sz w:val="24"/>
                 <w:lang w:val="es-419" w:eastAsia="es-CO"/>
                 <w14:ligatures w14:val="standardContextual"/>
               </w:rPr>
@@ -10728,7 +10834,7 @@
         </w:trPr>
         <w:tc>
           <w:tcPr>
-            <w:tcW w:w="2263" w:type="dxa"/>
+            <w:tcW w:w="1678" w:type="dxa"/>
           </w:tcPr>
           <w:p>
             <w:pPr>
@@ -10736,6 +10842,7 @@
               <w:rPr>
                 <w:rFonts w:asciiTheme="minorHAnsi" w:hAnsiTheme="minorHAnsi"/>
                 <w:kern w:val="2"/>
+                <w:sz w:val="24"/>
                 <w:lang w:val="es-419" w:eastAsia="es-CO"/>
                 <w14:ligatures w14:val="standardContextual"/>
               </w:rPr>
@@ -10744,6 +10851,7 @@
               <w:rPr>
                 <w:rFonts w:asciiTheme="minorHAnsi" w:hAnsiTheme="minorHAnsi"/>
                 <w:kern w:val="2"/>
+                <w:sz w:val="24"/>
                 <w:lang w:val="es-419" w:eastAsia="es-CO"/>
                 <w14:ligatures w14:val="standardContextual"/>
               </w:rPr>
@@ -10753,7 +10861,7 @@
         </w:tc>
         <w:tc>
           <w:tcPr>
-            <w:tcW w:w="6229" w:type="dxa"/>
+            <w:tcW w:w="6814" w:type="dxa"/>
           </w:tcPr>
           <w:p>
             <w:pPr>
@@ -10761,6 +10869,7 @@
               <w:rPr>
                 <w:rFonts w:asciiTheme="minorHAnsi" w:hAnsiTheme="minorHAnsi"/>
                 <w:kern w:val="2"/>
+                <w:sz w:val="24"/>
                 <w:lang w:val="es-419" w:eastAsia="es-CO"/>
                 <w14:ligatures w14:val="standardContextual"/>
               </w:rPr>
@@ -10773,6 +10882,7 @@
                       <w:rPr>
                         <w:rFonts w:ascii="Cambria Math" w:hAnsi="Cambria Math"/>
                         <w:kern w:val="2"/>
+                        <w:sz w:val="24"/>
                         <w:lang w:val="es-419" w:eastAsia="es-CO"/>
                         <w14:ligatures w14:val="standardContextual"/>
                       </w:rPr>
@@ -10786,6 +10896,7 @@
                       <w:rPr>
                         <w:rFonts w:ascii="Cambria Math" w:hAnsi="Cambria Math"/>
                         <w:kern w:val="2"/>
+                        <w:sz w:val="24"/>
                         <w:lang w:val="es-419" w:eastAsia="es-CO"/>
                         <w14:ligatures w14:val="standardContextual"/>
                       </w:rPr>
@@ -10798,6 +10909,7 @@
                       <w:rPr>
                         <w:rFonts w:ascii="Cambria Math" w:hAnsi="Cambria Math"/>
                         <w:kern w:val="2"/>
+                        <w:sz w:val="24"/>
                         <w:lang w:val="es-419" w:eastAsia="es-CO"/>
                         <w14:ligatures w14:val="standardContextual"/>
                       </w:rPr>
@@ -10810,6 +10922,7 @@
                       <w:rPr>
                         <w:rFonts w:ascii="Cambria Math" w:hAnsi="Cambria Math"/>
                         <w:kern w:val="2"/>
+                        <w:sz w:val="24"/>
                         <w:lang w:val="es-419" w:eastAsia="es-CO"/>
                         <w14:ligatures w14:val="standardContextual"/>
                       </w:rPr>
@@ -10822,6 +10935,7 @@
                       <w:rPr>
                         <w:rFonts w:ascii="Cambria Math" w:hAnsi="Cambria Math"/>
                         <w:kern w:val="2"/>
+                        <w:sz w:val="24"/>
                         <w:lang w:val="es-419" w:eastAsia="es-CO"/>
                         <w14:ligatures w14:val="standardContextual"/>
                       </w:rPr>
@@ -10836,6 +10950,7 @@
                       <w:rPr>
                         <w:rFonts w:ascii="Cambria Math" w:hAnsi="Cambria Math"/>
                         <w:kern w:val="2"/>
+                        <w:sz w:val="24"/>
                         <w:lang w:val="es-419" w:eastAsia="es-CO"/>
                         <w14:ligatures w14:val="standardContextual"/>
                       </w:rPr>
@@ -10848,6 +10963,7 @@
                       <w:rPr>
                         <w:rFonts w:ascii="Cambria Math" w:hAnsi="Cambria Math"/>
                         <w:kern w:val="2"/>
+                        <w:sz w:val="24"/>
                         <w:lang w:val="es-419" w:eastAsia="es-CO"/>
                         <w14:ligatures w14:val="standardContextual"/>
                       </w:rPr>
@@ -10860,6 +10976,7 @@
                       <w:rPr>
                         <w:rFonts w:ascii="Cambria Math" w:hAnsi="Cambria Math"/>
                         <w:kern w:val="2"/>
+                        <w:sz w:val="24"/>
                         <w:lang w:val="es-419" w:eastAsia="es-CO"/>
                         <w14:ligatures w14:val="standardContextual"/>
                       </w:rPr>
@@ -10874,6 +10991,7 @@
                   <w:rPr>
                     <w:rFonts w:ascii="Cambria Math" w:hAnsi="Cambria Math"/>
                     <w:kern w:val="2"/>
+                    <w:sz w:val="24"/>
                     <w:lang w:val="es-419" w:eastAsia="es-CO"/>
                     <w14:ligatures w14:val="standardContextual"/>
                   </w:rPr>
@@ -10886,6 +11004,7 @@
                   <w:rPr>
                     <w:rFonts w:ascii="Cambria Math" w:hAnsi="Cambria Math"/>
                     <w:kern w:val="2"/>
+                    <w:sz w:val="24"/>
                     <w:lang w:val="es-419" w:eastAsia="es-CO"/>
                     <w14:ligatures w14:val="standardContextual"/>
                   </w:rPr>
@@ -10898,6 +11017,7 @@
                   <w:rPr>
                     <w:rFonts w:ascii="Cambria Math" w:hAnsi="Cambria Math"/>
                     <w:kern w:val="2"/>
+                    <w:sz w:val="24"/>
                     <w:lang w:val="es-419" w:eastAsia="es-CO"/>
                     <w14:ligatures w14:val="standardContextual"/>
                   </w:rPr>
@@ -10910,6 +11030,7 @@
                   <w:rPr>
                     <w:rFonts w:ascii="Cambria Math" w:hAnsi="Cambria Math"/>
                     <w:kern w:val="2"/>
+                    <w:sz w:val="24"/>
                     <w:lang w:val="es-419" w:eastAsia="es-CO"/>
                     <w14:ligatures w14:val="standardContextual"/>
                   </w:rPr>
@@ -10929,6 +11050,7 @@
               <w:rPr>
                 <w:rFonts w:asciiTheme="minorHAnsi" w:hAnsiTheme="minorHAnsi"/>
                 <w:kern w:val="2"/>
+                <w:sz w:val="24"/>
                 <w:lang w:val="es-419" w:eastAsia="es-CO"/>
                 <w14:ligatures w14:val="standardContextual"/>
               </w:rPr>
@@ -10937,6 +11059,7 @@
               <w:rPr>
                 <w:rFonts w:asciiTheme="minorHAnsi" w:hAnsiTheme="minorHAnsi"/>
                 <w:kern w:val="2"/>
+                <w:sz w:val="24"/>
                 <w:lang w:val="es-419" w:eastAsia="es-CO"/>
                 <w14:ligatures w14:val="standardContextual"/>
               </w:rPr>
@@ -10948,7 +11071,7 @@
       <w:tr>
         <w:tc>
           <w:tcPr>
-            <w:tcW w:w="2263" w:type="dxa"/>
+            <w:tcW w:w="1678" w:type="dxa"/>
           </w:tcPr>
           <w:p>
             <w:pPr>
@@ -10956,6 +11079,7 @@
               <w:rPr>
                 <w:rFonts w:asciiTheme="minorHAnsi" w:hAnsiTheme="minorHAnsi"/>
                 <w:kern w:val="2"/>
+                <w:sz w:val="24"/>
                 <w:lang w:val="es-419" w:eastAsia="es-CO"/>
                 <w14:ligatures w14:val="standardContextual"/>
               </w:rPr>
@@ -10964,6 +11088,7 @@
               <w:rPr>
                 <w:rFonts w:asciiTheme="minorHAnsi" w:hAnsiTheme="minorHAnsi"/>
                 <w:kern w:val="2"/>
+                <w:sz w:val="24"/>
                 <w:lang w:val="es-419" w:eastAsia="es-CO"/>
                 <w14:ligatures w14:val="standardContextual"/>
               </w:rPr>
@@ -10973,7 +11098,7 @@
         </w:tc>
         <w:tc>
           <w:tcPr>
-            <w:tcW w:w="6229" w:type="dxa"/>
+            <w:tcW w:w="6814" w:type="dxa"/>
           </w:tcPr>
           <w:p>
             <w:pPr>
@@ -10981,6 +11106,7 @@
               <w:rPr>
                 <w:rFonts w:asciiTheme="minorHAnsi" w:hAnsiTheme="minorHAnsi"/>
                 <w:kern w:val="2"/>
+                <w:sz w:val="24"/>
                 <w:lang w:val="es-419" w:eastAsia="es-CO"/>
                 <w14:ligatures w14:val="standardContextual"/>
               </w:rPr>
@@ -10993,6 +11119,7 @@
                       <w:rPr>
                         <w:rFonts w:ascii="Cambria Math" w:hAnsi="Cambria Math"/>
                         <w:kern w:val="2"/>
+                        <w:sz w:val="24"/>
                         <w:lang w:val="es-419" w:eastAsia="es-CO"/>
                         <w14:ligatures w14:val="standardContextual"/>
                       </w:rPr>
@@ -11006,6 +11133,7 @@
                       <w:rPr>
                         <w:rFonts w:ascii="Cambria Math" w:hAnsi="Cambria Math"/>
                         <w:kern w:val="2"/>
+                        <w:sz w:val="24"/>
                         <w:lang w:val="es-419" w:eastAsia="es-CO"/>
                         <w14:ligatures w14:val="standardContextual"/>
                       </w:rPr>
@@ -11018,6 +11146,7 @@
                       <w:rPr>
                         <w:rFonts w:ascii="Cambria Math" w:hAnsi="Cambria Math"/>
                         <w:kern w:val="2"/>
+                        <w:sz w:val="24"/>
                         <w:lang w:val="es-419" w:eastAsia="es-CO"/>
                         <w14:ligatures w14:val="standardContextual"/>
                       </w:rPr>
@@ -11030,6 +11159,7 @@
                       <w:rPr>
                         <w:rFonts w:ascii="Cambria Math" w:hAnsi="Cambria Math"/>
                         <w:kern w:val="2"/>
+                        <w:sz w:val="24"/>
                         <w:lang w:val="es-419" w:eastAsia="es-CO"/>
                         <w14:ligatures w14:val="standardContextual"/>
                       </w:rPr>
@@ -11042,6 +11172,7 @@
                       <w:rPr>
                         <w:rFonts w:ascii="Cambria Math" w:hAnsi="Cambria Math"/>
                         <w:kern w:val="2"/>
+                        <w:sz w:val="24"/>
                         <w:lang w:val="es-419" w:eastAsia="es-CO"/>
                         <w14:ligatures w14:val="standardContextual"/>
                       </w:rPr>
@@ -11054,6 +11185,7 @@
                       <w:rPr>
                         <w:rFonts w:ascii="Cambria Math" w:hAnsi="Cambria Math"/>
                         <w:kern w:val="2"/>
+                        <w:sz w:val="24"/>
                         <w:lang w:val="es-419" w:eastAsia="es-CO"/>
                         <w14:ligatures w14:val="standardContextual"/>
                       </w:rPr>
@@ -11066,6 +11198,7 @@
                       <w:rPr>
                         <w:rFonts w:ascii="Cambria Math" w:hAnsi="Cambria Math"/>
                         <w:kern w:val="2"/>
+                        <w:sz w:val="24"/>
                         <w:lang w:val="es-419" w:eastAsia="es-CO"/>
                         <w14:ligatures w14:val="standardContextual"/>
                       </w:rPr>
@@ -11078,6 +11211,7 @@
                       <w:rPr>
                         <w:rFonts w:ascii="Cambria Math" w:hAnsi="Cambria Math"/>
                         <w:kern w:val="2"/>
+                        <w:sz w:val="24"/>
                         <w:lang w:val="es-419" w:eastAsia="es-CO"/>
                         <w14:ligatures w14:val="standardContextual"/>
                       </w:rPr>
@@ -11090,6 +11224,7 @@
                       <w:rPr>
                         <w:rFonts w:ascii="Cambria Math" w:hAnsi="Cambria Math"/>
                         <w:kern w:val="2"/>
+                        <w:sz w:val="24"/>
                         <w:lang w:val="es-419" w:eastAsia="es-CO"/>
                         <w14:ligatures w14:val="standardContextual"/>
                       </w:rPr>
@@ -11102,6 +11237,7 @@
                       <w:rPr>
                         <w:rFonts w:ascii="Cambria Math" w:hAnsi="Cambria Math"/>
                         <w:kern w:val="2"/>
+                        <w:sz w:val="24"/>
                         <w:lang w:val="es-419" w:eastAsia="es-CO"/>
                         <w14:ligatures w14:val="standardContextual"/>
                       </w:rPr>
@@ -11114,6 +11250,7 @@
                       <w:rPr>
                         <w:rFonts w:ascii="Cambria Math" w:hAnsi="Cambria Math"/>
                         <w:kern w:val="2"/>
+                        <w:sz w:val="24"/>
                         <w:lang w:val="es-419" w:eastAsia="es-CO"/>
                         <w14:ligatures w14:val="standardContextual"/>
                       </w:rPr>
@@ -11126,6 +11263,7 @@
                       <w:rPr>
                         <w:rFonts w:ascii="Cambria Math" w:hAnsi="Cambria Math"/>
                         <w:kern w:val="2"/>
+                        <w:sz w:val="24"/>
                         <w:lang w:val="es-419" w:eastAsia="es-CO"/>
                         <w14:ligatures w14:val="standardContextual"/>
                       </w:rPr>
@@ -11140,6 +11278,7 @@
                       <w:rPr>
                         <w:rFonts w:ascii="Cambria Math" w:hAnsi="Cambria Math"/>
                         <w:kern w:val="2"/>
+                        <w:sz w:val="24"/>
                         <w:lang w:val="es-419" w:eastAsia="es-CO"/>
                         <w14:ligatures w14:val="standardContextual"/>
                       </w:rPr>
@@ -11152,6 +11291,7 @@
                       <w:rPr>
                         <w:rFonts w:ascii="Cambria Math" w:hAnsi="Cambria Math"/>
                         <w:kern w:val="2"/>
+                        <w:sz w:val="24"/>
                         <w:lang w:val="es-419" w:eastAsia="es-CO"/>
                         <w14:ligatures w14:val="standardContextual"/>
                       </w:rPr>
@@ -11164,6 +11304,7 @@
                       <w:rPr>
                         <w:rFonts w:ascii="Cambria Math" w:hAnsi="Cambria Math"/>
                         <w:kern w:val="2"/>
+                        <w:sz w:val="24"/>
                         <w:lang w:val="es-419" w:eastAsia="es-CO"/>
                         <w14:ligatures w14:val="standardContextual"/>
                       </w:rPr>
@@ -11176,6 +11317,7 @@
                       <w:rPr>
                         <w:rFonts w:ascii="Cambria Math" w:hAnsi="Cambria Math"/>
                         <w:kern w:val="2"/>
+                        <w:sz w:val="24"/>
                         <w:lang w:val="es-419" w:eastAsia="es-CO"/>
                         <w14:ligatures w14:val="standardContextual"/>
                       </w:rPr>
@@ -11188,6 +11330,7 @@
                       <w:rPr>
                         <w:rFonts w:ascii="Cambria Math" w:hAnsi="Cambria Math"/>
                         <w:kern w:val="2"/>
+                        <w:sz w:val="24"/>
                         <w:lang w:val="es-419" w:eastAsia="es-CO"/>
                         <w14:ligatures w14:val="standardContextual"/>
                       </w:rPr>
@@ -11202,6 +11345,7 @@
                   <w:rPr>
                     <w:rFonts w:ascii="Cambria Math" w:hAnsi="Cambria Math"/>
                     <w:kern w:val="2"/>
+                    <w:sz w:val="24"/>
                     <w:lang w:val="es-419" w:eastAsia="es-CO"/>
                     <w14:ligatures w14:val="standardContextual"/>
                   </w:rPr>
@@ -11214,6 +11358,7 @@
                   <w:rPr>
                     <w:rFonts w:ascii="Cambria Math" w:hAnsi="Cambria Math"/>
                     <w:kern w:val="2"/>
+                    <w:sz w:val="24"/>
                     <w:lang w:val="es-419" w:eastAsia="es-CO"/>
                     <w14:ligatures w14:val="standardContextual"/>
                   </w:rPr>
@@ -11226,6 +11371,7 @@
                   <w:rPr>
                     <w:rFonts w:ascii="Cambria Math" w:hAnsi="Cambria Math"/>
                     <w:kern w:val="2"/>
+                    <w:sz w:val="24"/>
                     <w:lang w:val="es-419" w:eastAsia="es-CO"/>
                     <w14:ligatures w14:val="standardContextual"/>
                   </w:rPr>
@@ -11238,6 +11384,7 @@
                   <w:rPr>
                     <w:rFonts w:ascii="Cambria Math" w:hAnsi="Cambria Math"/>
                     <w:kern w:val="2"/>
+                    <w:sz w:val="24"/>
                     <w:lang w:val="es-419" w:eastAsia="es-CO"/>
                     <w14:ligatures w14:val="standardContextual"/>
                   </w:rPr>
@@ -11257,6 +11404,7 @@
               <w:rPr>
                 <w:rFonts w:asciiTheme="minorHAnsi" w:hAnsiTheme="minorHAnsi"/>
                 <w:kern w:val="2"/>
+                <w:sz w:val="24"/>
                 <w:lang w:val="es-419" w:eastAsia="es-CO"/>
                 <w14:ligatures w14:val="standardContextual"/>
               </w:rPr>
@@ -11265,20 +11413,11 @@
               <w:rPr>
                 <w:rFonts w:asciiTheme="minorHAnsi" w:hAnsiTheme="minorHAnsi"/>
                 <w:kern w:val="2"/>
+                <w:sz w:val="24"/>
                 <w:lang w:val="es-419" w:eastAsia="es-CO"/>
                 <w14:ligatures w14:val="standardContextual"/>
               </w:rPr>
-              <w:t>Identificar cambios en la población considerad</w:t>
-            </w:r>
-            <w:r>
-              <w:rPr>
-                <w:rFonts w:asciiTheme="minorHAnsi" w:hAnsiTheme="minorHAnsi"/>
-                <w:kern w:val="2"/>
-                <w:lang w:val="es-419" w:eastAsia="es-CO"/>
-                <w14:ligatures w14:val="standardContextual"/>
-              </w:rPr>
-              <w:lastRenderedPageBreak/>
-              <w:t>a para la proyección.</w:t>
+              <w:t>Identificar cambios en la población considerada para la proyección.</w:t>
             </w:r>
           </w:p>
         </w:tc>
@@ -11314,6 +11453,7 @@
         <w:rPr>
           <w:lang w:val="es-419" w:eastAsia="es-CO"/>
         </w:rPr>
+        <w:lastRenderedPageBreak/>
         <w:t>Cuando los indicadores evidencien desviaciones relevantes, se debe analizar su causa y determinar si es necesario realizar ajustes en las proyecciones, tarifas, planificación de servicios o elementos relacionados con la gestión del riesgo. Los resultados también pueden constituir un insumo para formular acciones de mejora y actualizar la nota técnica cuando las condiciones lo requieran.</w:t>
       </w:r>
     </w:p>
@@ -11336,12 +11476,12 @@
       <w:pPr>
         <w:pStyle w:val="Ttulo1"/>
       </w:pPr>
-      <w:bookmarkStart w:id="23" w:name="_Toc242948245"/>
+      <w:bookmarkStart w:id="24" w:name="_Toc244091409"/>
       <w:r>
         <w:lastRenderedPageBreak/>
         <w:t>Evaluación y mejoramiento de la nota técnica</w:t>
       </w:r>
-      <w:bookmarkEnd w:id="23"/>
+      <w:bookmarkEnd w:id="24"/>
     </w:p>
     <w:p>
       <w:pPr>
@@ -11413,12 +11553,12 @@
       <w:pPr>
         <w:pStyle w:val="Ttulo2"/>
       </w:pPr>
-      <w:bookmarkStart w:id="24" w:name="_Toc242948246"/>
+      <w:bookmarkStart w:id="25" w:name="_Toc244091410"/>
       <w:r>
         <w:lastRenderedPageBreak/>
         <w:t>Identificación y análisis de hallazgos</w:t>
       </w:r>
-      <w:bookmarkEnd w:id="24"/>
+      <w:bookmarkEnd w:id="25"/>
     </w:p>
     <w:p>
       <w:pPr>
@@ -12049,11 +12189,11 @@
       <w:pPr>
         <w:pStyle w:val="Ttulo2"/>
       </w:pPr>
-      <w:bookmarkStart w:id="25" w:name="_Toc242948247"/>
+      <w:bookmarkStart w:id="26" w:name="_Toc244091411"/>
       <w:r>
         <w:t>Formulación de acciones de mejora</w:t>
       </w:r>
-      <w:bookmarkEnd w:id="25"/>
+      <w:bookmarkEnd w:id="26"/>
     </w:p>
     <w:p>
       <w:pPr>
@@ -12678,11 +12818,11 @@
       <w:pPr>
         <w:pStyle w:val="Ttulo2"/>
       </w:pPr>
-      <w:bookmarkStart w:id="26" w:name="_Toc242948248"/>
+      <w:bookmarkStart w:id="27" w:name="_Toc244091412"/>
       <w:r>
         <w:t>Seguimiento al plan de mejoramiento</w:t>
       </w:r>
-      <w:bookmarkEnd w:id="26"/>
+      <w:bookmarkEnd w:id="27"/>
     </w:p>
     <w:p>
       <w:pPr>
@@ -13627,12 +13767,12 @@
       <w:pPr>
         <w:pStyle w:val="Ttulo2"/>
       </w:pPr>
-      <w:bookmarkStart w:id="27" w:name="_Toc242948249"/>
+      <w:bookmarkStart w:id="28" w:name="_Toc244091413"/>
       <w:r>
         <w:lastRenderedPageBreak/>
         <w:t>Actualización de la nota técnica</w:t>
       </w:r>
-      <w:bookmarkEnd w:id="27"/>
+      <w:bookmarkEnd w:id="28"/>
     </w:p>
     <w:p>
       <w:pPr>
@@ -14429,12 +14569,12 @@
           <w:u w:val="single"/>
         </w:rPr>
       </w:pPr>
-      <w:bookmarkStart w:id="28" w:name="_Toc242948250"/>
+      <w:bookmarkStart w:id="29" w:name="_Toc244091414"/>
       <w:r>
         <w:lastRenderedPageBreak/>
         <w:t>Síntesis</w:t>
       </w:r>
-      <w:bookmarkEnd w:id="28"/>
+      <w:bookmarkEnd w:id="29"/>
       <w:r>
         <w:t xml:space="preserve"> </w:t>
       </w:r>
@@ -14540,12 +14680,12 @@
       <w:pPr>
         <w:pStyle w:val="Titulosgenerales"/>
       </w:pPr>
-      <w:bookmarkStart w:id="29" w:name="_Toc242948251"/>
+      <w:bookmarkStart w:id="30" w:name="_Toc244091415"/>
       <w:r>
         <w:lastRenderedPageBreak/>
         <w:t>Glosario</w:t>
       </w:r>
-      <w:bookmarkEnd w:id="29"/>
+      <w:bookmarkEnd w:id="30"/>
     </w:p>
     <w:p>
       <w:r>
@@ -14580,7 +14720,10 @@
         <w:t>Desviación</w:t>
       </w:r>
       <w:r>
-        <w:t>: diferencia entre el valor proyectado y el valor observado durante la ejecución de los servicios o tecnologías incluidos en la nota técnica.</w:t>
+        <w:t xml:space="preserve">: </w:t>
+      </w:r>
+      <w:r>
+        <w:t>diferencia entre el valor observado y el valor proyectado durante la ejecución de los servicios o tecnologías incluidos en la nota técnica.</w:t>
       </w:r>
     </w:p>
     <w:p>
@@ -14748,12 +14891,12 @@
       <w:pPr>
         <w:pStyle w:val="Titulosgenerales"/>
       </w:pPr>
-      <w:bookmarkStart w:id="30" w:name="_Toc242948252"/>
+      <w:bookmarkStart w:id="31" w:name="_Toc244091416"/>
       <w:r>
         <w:lastRenderedPageBreak/>
         <w:t>Referencias bibliográficas</w:t>
       </w:r>
-      <w:bookmarkEnd w:id="30"/>
+      <w:bookmarkEnd w:id="31"/>
       <w:r>
         <w:t xml:space="preserve"> </w:t>
       </w:r>
@@ -14838,12 +14981,12 @@
       <w:pPr>
         <w:pStyle w:val="Titulosgenerales"/>
       </w:pPr>
-      <w:bookmarkStart w:id="31" w:name="_Toc242948253"/>
+      <w:bookmarkStart w:id="32" w:name="_Toc244091417"/>
       <w:r>
         <w:lastRenderedPageBreak/>
         <w:t>Créditos</w:t>
       </w:r>
-      <w:bookmarkEnd w:id="31"/>
+      <w:bookmarkEnd w:id="32"/>
     </w:p>
     <w:tbl>
       <w:tblPr>
@@ -14870,7 +15013,7 @@
             <w:pPr>
               <w:pStyle w:val="TextoTablas"/>
             </w:pPr>
-            <w:bookmarkStart w:id="32" w:name="_Hlk154833079"/>
+            <w:bookmarkStart w:id="33" w:name="_Hlk154833079"/>
             <w:r>
               <w:t>Nombre</w:t>
             </w:r>
@@ -14963,7 +15106,15 @@
               <w:pStyle w:val="TextoTablas"/>
             </w:pPr>
             <w:r>
-              <w:t>Diana Rocío Possos Beltrán</w:t>
+              <w:t xml:space="preserve">Diana Rocío </w:t>
+            </w:r>
+            <w:proofErr w:type="spellStart"/>
+            <w:r>
+              <w:t>Possos</w:t>
+            </w:r>
+            <w:proofErr w:type="spellEnd"/>
+            <w:r>
+              <w:t xml:space="preserve"> Beltrán</w:t>
             </w:r>
           </w:p>
         </w:tc>
@@ -15007,8 +15158,13 @@
               <w:pStyle w:val="TextoTablas"/>
             </w:pPr>
             <w:r>
-              <w:t>Sandra Milena Enríquez Tróchez</w:t>
-            </w:r>
+              <w:t xml:space="preserve">Sandra Milena Enríquez </w:t>
+            </w:r>
+            <w:proofErr w:type="spellStart"/>
+            <w:r>
+              <w:t>Tróchez</w:t>
+            </w:r>
+            <w:proofErr w:type="spellEnd"/>
           </w:p>
         </w:tc>
         <w:tc>
@@ -15132,8 +15288,13 @@
             <w:pPr>
               <w:pStyle w:val="TextoTablas"/>
             </w:pPr>
-            <w:r>
-              <w:t>Veimar Celis Meléndez</w:t>
+            <w:proofErr w:type="spellStart"/>
+            <w:r>
+              <w:t>Veimar</w:t>
+            </w:r>
+            <w:proofErr w:type="spellEnd"/>
+            <w:r>
+              <w:t xml:space="preserve"> Celis Meléndez</w:t>
             </w:r>
           </w:p>
         </w:tc>
@@ -15183,8 +15344,13 @@
               <w:pStyle w:val="TextoTablas"/>
             </w:pPr>
             <w:r>
-              <w:t>Gilberto Junior Rodríguez Rodríguez</w:t>
-            </w:r>
+              <w:t xml:space="preserve">Gilberto Junior Rodríguez </w:t>
+            </w:r>
+            <w:proofErr w:type="spellStart"/>
+            <w:r>
+              <w:t>Rodríguez</w:t>
+            </w:r>
+            <w:proofErr w:type="spellEnd"/>
           </w:p>
         </w:tc>
         <w:tc>
@@ -15302,7 +15468,7 @@
           </w:p>
         </w:tc>
       </w:tr>
-      <w:bookmarkEnd w:id="32"/>
+      <w:bookmarkEnd w:id="33"/>
     </w:tbl>
     <w:p>
       <w:pPr>
@@ -15326,7 +15492,7 @@
 </file>
 
 <file path=word/endnotes.xml><?xml version="1.0" encoding="utf-8"?>
-<w:endnotes xmlns:wpc="http://schemas.microsoft.com/office/word/2010/wordprocessingCanvas" xmlns:cx="http://schemas.microsoft.com/office/drawing/2014/chartex" xmlns:cx1="http://schemas.microsoft.com/office/drawing/2015/9/8/chartex" xmlns:cx2="http://schemas.microsoft.com/office/drawing/2015/10/21/chartex" xmlns:cx3="http://schemas.microsoft.com/office/drawing/2016/5/9/chartex" xmlns:cx4="http://schemas.microsoft.com/office/drawing/2016/5/10/chartex" xmlns:cx5="http://schemas.microsoft.com/office/drawing/2016/5/11/chartex" xmlns:cx6="http://schemas.microsoft.com/office/drawing/2016/5/12/chartex" xmlns:cx7="http://schemas.microsoft.com/office/drawing/2016/5/13/chartex" xmlns:cx8="http://schemas.microsoft.com/office/drawing/2016/5/14/chartex" xmlns:mc="http://schemas.openxmlformats.org/markup-compatibility/2006" xmlns:aink="http://schemas.microsoft.com/office/drawing/2016/ink" xmlns:am3d="http://schemas.microsoft.com/office/drawing/2017/model3d" xmlns:o="urn:schemas-microsoft-com:office:office" xmlns:oel="http://schemas.microsoft.com/office/2019/extlst" xmlns:r="http://schemas.openxmlformats.org/officeDocument/2006/relationships" xmlns:m="http://schemas.openxmlformats.org/officeDocument/2006/math" xmlns:v="urn:schemas-microsoft-com:vml" xmlns:wp14="http://schemas.microsoft.com/office/word/2010/wordprocessingDrawing" xmlns:wp="http://schemas.openxmlformats.org/drawingml/2006/wordprocessingDrawing" xmlns:w10="urn:schemas-microsoft-com:office:word" xmlns:w="http://schemas.openxmlformats.org/wordprocessingml/2006/main" xmlns:w14="http://schemas.microsoft.com/office/word/2010/wordml" xmlns:w15="http://schemas.microsoft.com/office/word/2012/wordml" xmlns:w16cex="http://schemas.microsoft.com/office/word/2018/wordml/cex" xmlns:w16cid="http://schemas.microsoft.com/office/word/2016/wordml/cid" xmlns:w16="http://schemas.microsoft.com/office/word/2018/wordml" xmlns:w16du="http://schemas.microsoft.com/office/word/2023/wordml/word16du" xmlns:w16sdtdh="http://schemas.microsoft.com/office/word/2020/wordml/sdtdatahash" xmlns:w16sdtfl="http://schemas.microsoft.com/office/word/2024/wordml/sdtformatlock" xmlns:w16se="http://schemas.microsoft.com/office/word/2015/wordml/symex" xmlns:wpg="http://schemas.microsoft.com/office/word/2010/wordprocessingGroup" xmlns:wpi="http://schemas.microsoft.com/office/word/2010/wordprocessingInk" xmlns:wne="http://schemas.microsoft.com/office/word/2006/wordml" xmlns:wps="http://schemas.microsoft.com/office/word/2010/wordprocessingShape" mc:Ignorable="w14 w15 w16se w16cid w16 w16cex w16sdtdh w16sdtfl w16du wp14">
+<w:endnotes xmlns:wpc="http://schemas.microsoft.com/office/word/2010/wordprocessingCanvas" xmlns:cx="http://schemas.microsoft.com/office/drawing/2014/chartex" xmlns:cx1="http://schemas.microsoft.com/office/drawing/2015/9/8/chartex" xmlns:cx2="http://schemas.microsoft.com/office/drawing/2015/10/21/chartex" xmlns:cx3="http://schemas.microsoft.com/office/drawing/2016/5/9/chartex" xmlns:cx4="http://schemas.microsoft.com/office/drawing/2016/5/10/chartex" xmlns:cx5="http://schemas.microsoft.com/office/drawing/2016/5/11/chartex" xmlns:cx6="http://schemas.microsoft.com/office/drawing/2016/5/12/chartex" xmlns:cx7="http://schemas.microsoft.com/office/drawing/2016/5/13/chartex" xmlns:cx8="http://schemas.microsoft.com/office/drawing/2016/5/14/chartex" xmlns:mc="http://schemas.openxmlformats.org/markup-compatibility/2006" xmlns:aink="http://schemas.microsoft.com/office/drawing/2016/ink" xmlns:am3d="http://schemas.microsoft.com/office/drawing/2017/model3d" xmlns:o="urn:schemas-microsoft-com:office:office" xmlns:r="http://schemas.openxmlformats.org/officeDocument/2006/relationships" xmlns:m="http://schemas.openxmlformats.org/officeDocument/2006/math" xmlns:v="urn:schemas-microsoft-com:vml" xmlns:wp14="http://schemas.microsoft.com/office/word/2010/wordprocessingDrawing" xmlns:wp="http://schemas.openxmlformats.org/drawingml/2006/wordprocessingDrawing" xmlns:w10="urn:schemas-microsoft-com:office:word" xmlns:w="http://schemas.openxmlformats.org/wordprocessingml/2006/main" xmlns:w14="http://schemas.microsoft.com/office/word/2010/wordml" xmlns:w15="http://schemas.microsoft.com/office/word/2012/wordml" xmlns:w16cid="http://schemas.microsoft.com/office/word/2016/wordml/cid" xmlns:w16se="http://schemas.microsoft.com/office/word/2015/wordml/symex" xmlns:wpg="http://schemas.microsoft.com/office/word/2010/wordprocessingGroup" xmlns:wpi="http://schemas.microsoft.com/office/word/2010/wordprocessingInk" xmlns:wne="http://schemas.microsoft.com/office/word/2006/wordml" xmlns:wps="http://schemas.microsoft.com/office/word/2010/wordprocessingShape" mc:Ignorable="w14 w15 w16se w16cid wp14">
   <w:endnote w:type="separator" w:id="-1">
     <w:p>
       <w:pPr>
@@ -15351,7 +15517,7 @@
 </file>
 
 <file path=word/footer1.xml><?xml version="1.0" encoding="utf-8"?>
-<w:ftr xmlns:wpc="http://schemas.microsoft.com/office/word/2010/wordprocessingCanvas" xmlns:cx="http://schemas.microsoft.com/office/drawing/2014/chartex" xmlns:cx1="http://schemas.microsoft.com/office/drawing/2015/9/8/chartex" xmlns:cx2="http://schemas.microsoft.com/office/drawing/2015/10/21/chartex" xmlns:cx3="http://schemas.microsoft.com/office/drawing/2016/5/9/chartex" xmlns:cx4="http://schemas.microsoft.com/office/drawing/2016/5/10/chartex" xmlns:cx5="http://schemas.microsoft.com/office/drawing/2016/5/11/chartex" xmlns:cx6="http://schemas.microsoft.com/office/drawing/2016/5/12/chartex" xmlns:cx7="http://schemas.microsoft.com/office/drawing/2016/5/13/chartex" xmlns:cx8="http://schemas.microsoft.com/office/drawing/2016/5/14/chartex" xmlns:mc="http://schemas.openxmlformats.org/markup-compatibility/2006" xmlns:aink="http://schemas.microsoft.com/office/drawing/2016/ink" xmlns:am3d="http://schemas.microsoft.com/office/drawing/2017/model3d" xmlns:o="urn:schemas-microsoft-com:office:office" xmlns:oel="http://schemas.microsoft.com/office/2019/extlst" xmlns:r="http://schemas.openxmlformats.org/officeDocument/2006/relationships" xmlns:m="http://schemas.openxmlformats.org/officeDocument/2006/math" xmlns:v="urn:schemas-microsoft-com:vml" xmlns:wp14="http://schemas.microsoft.com/office/word/2010/wordprocessingDrawing" xmlns:wp="http://schemas.openxmlformats.org/drawingml/2006/wordprocessingDrawing" xmlns:w10="urn:schemas-microsoft-com:office:word" xmlns:w="http://schemas.openxmlformats.org/wordprocessingml/2006/main" xmlns:w14="http://schemas.microsoft.com/office/word/2010/wordml" xmlns:w15="http://schemas.microsoft.com/office/word/2012/wordml" xmlns:w16cex="http://schemas.microsoft.com/office/word/2018/wordml/cex" xmlns:w16cid="http://schemas.microsoft.com/office/word/2016/wordml/cid" xmlns:w16="http://schemas.microsoft.com/office/word/2018/wordml" xmlns:w16du="http://schemas.microsoft.com/office/word/2023/wordml/word16du" xmlns:w16sdtdh="http://schemas.microsoft.com/office/word/2020/wordml/sdtdatahash" xmlns:w16sdtfl="http://schemas.microsoft.com/office/word/2024/wordml/sdtformatlock" xmlns:w16se="http://schemas.microsoft.com/office/word/2015/wordml/symex" xmlns:wpg="http://schemas.microsoft.com/office/word/2010/wordprocessingGroup" xmlns:wpi="http://schemas.microsoft.com/office/word/2010/wordprocessingInk" xmlns:wne="http://schemas.microsoft.com/office/word/2006/wordml" xmlns:wps="http://schemas.microsoft.com/office/word/2010/wordprocessingShape" mc:Ignorable="w14 w15 w16se w16cid w16 w16cex w16sdtdh w16sdtfl w16du wp14">
+<w:ftr xmlns:wpc="http://schemas.microsoft.com/office/word/2010/wordprocessingCanvas" xmlns:cx="http://schemas.microsoft.com/office/drawing/2014/chartex" xmlns:cx1="http://schemas.microsoft.com/office/drawing/2015/9/8/chartex" xmlns:cx2="http://schemas.microsoft.com/office/drawing/2015/10/21/chartex" xmlns:cx3="http://schemas.microsoft.com/office/drawing/2016/5/9/chartex" xmlns:cx4="http://schemas.microsoft.com/office/drawing/2016/5/10/chartex" xmlns:cx5="http://schemas.microsoft.com/office/drawing/2016/5/11/chartex" xmlns:cx6="http://schemas.microsoft.com/office/drawing/2016/5/12/chartex" xmlns:cx7="http://schemas.microsoft.com/office/drawing/2016/5/13/chartex" xmlns:cx8="http://schemas.microsoft.com/office/drawing/2016/5/14/chartex" xmlns:mc="http://schemas.openxmlformats.org/markup-compatibility/2006" xmlns:aink="http://schemas.microsoft.com/office/drawing/2016/ink" xmlns:am3d="http://schemas.microsoft.com/office/drawing/2017/model3d" xmlns:o="urn:schemas-microsoft-com:office:office" xmlns:r="http://schemas.openxmlformats.org/officeDocument/2006/relationships" xmlns:m="http://schemas.openxmlformats.org/officeDocument/2006/math" xmlns:v="urn:schemas-microsoft-com:vml" xmlns:wp14="http://schemas.microsoft.com/office/word/2010/wordprocessingDrawing" xmlns:wp="http://schemas.openxmlformats.org/drawingml/2006/wordprocessingDrawing" xmlns:w10="urn:schemas-microsoft-com:office:word" xmlns:w="http://schemas.openxmlformats.org/wordprocessingml/2006/main" xmlns:w14="http://schemas.microsoft.com/office/word/2010/wordml" xmlns:w15="http://schemas.microsoft.com/office/word/2012/wordml" xmlns:w16cid="http://schemas.microsoft.com/office/word/2016/wordml/cid" xmlns:w16se="http://schemas.microsoft.com/office/word/2015/wordml/symex" xmlns:wpg="http://schemas.microsoft.com/office/word/2010/wordprocessingGroup" xmlns:wpi="http://schemas.microsoft.com/office/word/2010/wordprocessingInk" xmlns:wne="http://schemas.microsoft.com/office/word/2006/wordml" xmlns:wps="http://schemas.microsoft.com/office/word/2010/wordprocessingShape" mc:Ignorable="w14 w15 w16se w16cid wp14">
   <w:sdt>
     <w:sdtPr>
       <w:id w:val="-1465197936"/>
@@ -15360,6 +15526,7 @@
         <w:docPartUnique/>
       </w:docPartObj>
     </w:sdtPr>
+    <w:sdtEndPr/>
     <w:sdtContent>
       <w:p>
         <w:pPr>
@@ -15396,7 +15563,7 @@
 </file>
 
 <file path=word/footnotes.xml><?xml version="1.0" encoding="utf-8"?>
-<w:footnotes xmlns:wpc="http://schemas.microsoft.com/office/word/2010/wordprocessingCanvas" xmlns:cx="http://schemas.microsoft.com/office/drawing/2014/chartex" xmlns:cx1="http://schemas.microsoft.com/office/drawing/2015/9/8/chartex" xmlns:cx2="http://schemas.microsoft.com/office/drawing/2015/10/21/chartex" xmlns:cx3="http://schemas.microsoft.com/office/drawing/2016/5/9/chartex" xmlns:cx4="http://schemas.microsoft.com/office/drawing/2016/5/10/chartex" xmlns:cx5="http://schemas.microsoft.com/office/drawing/2016/5/11/chartex" xmlns:cx6="http://schemas.microsoft.com/office/drawing/2016/5/12/chartex" xmlns:cx7="http://schemas.microsoft.com/office/drawing/2016/5/13/chartex" xmlns:cx8="http://schemas.microsoft.com/office/drawing/2016/5/14/chartex" xmlns:mc="http://schemas.openxmlformats.org/markup-compatibility/2006" xmlns:aink="http://schemas.microsoft.com/office/drawing/2016/ink" xmlns:am3d="http://schemas.microsoft.com/office/drawing/2017/model3d" xmlns:o="urn:schemas-microsoft-com:office:office" xmlns:oel="http://schemas.microsoft.com/office/2019/extlst" xmlns:r="http://schemas.openxmlformats.org/officeDocument/2006/relationships" xmlns:m="http://schemas.openxmlformats.org/officeDocument/2006/math" xmlns:v="urn:schemas-microsoft-com:vml" xmlns:wp14="http://schemas.microsoft.com/office/word/2010/wordprocessingDrawing" xmlns:wp="http://schemas.openxmlformats.org/drawingml/2006/wordprocessingDrawing" xmlns:w10="urn:schemas-microsoft-com:office:word" xmlns:w="http://schemas.openxmlformats.org/wordprocessingml/2006/main" xmlns:w14="http://schemas.microsoft.com/office/word/2010/wordml" xmlns:w15="http://schemas.microsoft.com/office/word/2012/wordml" xmlns:w16cex="http://schemas.microsoft.com/office/word/2018/wordml/cex" xmlns:w16cid="http://schemas.microsoft.com/office/word/2016/wordml/cid" xmlns:w16="http://schemas.microsoft.com/office/word/2018/wordml" xmlns:w16du="http://schemas.microsoft.com/office/word/2023/wordml/word16du" xmlns:w16sdtdh="http://schemas.microsoft.com/office/word/2020/wordml/sdtdatahash" xmlns:w16sdtfl="http://schemas.microsoft.com/office/word/2024/wordml/sdtformatlock" xmlns:w16se="http://schemas.microsoft.com/office/word/2015/wordml/symex" xmlns:wpg="http://schemas.microsoft.com/office/word/2010/wordprocessingGroup" xmlns:wpi="http://schemas.microsoft.com/office/word/2010/wordprocessingInk" xmlns:wne="http://schemas.microsoft.com/office/word/2006/wordml" xmlns:wps="http://schemas.microsoft.com/office/word/2010/wordprocessingShape" mc:Ignorable="w14 w15 w16se w16cid w16 w16cex w16sdtdh w16sdtfl w16du wp14">
+<w:footnotes xmlns:wpc="http://schemas.microsoft.com/office/word/2010/wordprocessingCanvas" xmlns:cx="http://schemas.microsoft.com/office/drawing/2014/chartex" xmlns:cx1="http://schemas.microsoft.com/office/drawing/2015/9/8/chartex" xmlns:cx2="http://schemas.microsoft.com/office/drawing/2015/10/21/chartex" xmlns:cx3="http://schemas.microsoft.com/office/drawing/2016/5/9/chartex" xmlns:cx4="http://schemas.microsoft.com/office/drawing/2016/5/10/chartex" xmlns:cx5="http://schemas.microsoft.com/office/drawing/2016/5/11/chartex" xmlns:cx6="http://schemas.microsoft.com/office/drawing/2016/5/12/chartex" xmlns:cx7="http://schemas.microsoft.com/office/drawing/2016/5/13/chartex" xmlns:cx8="http://schemas.microsoft.com/office/drawing/2016/5/14/chartex" xmlns:mc="http://schemas.openxmlformats.org/markup-compatibility/2006" xmlns:aink="http://schemas.microsoft.com/office/drawing/2016/ink" xmlns:am3d="http://schemas.microsoft.com/office/drawing/2017/model3d" xmlns:o="urn:schemas-microsoft-com:office:office" xmlns:r="http://schemas.openxmlformats.org/officeDocument/2006/relationships" xmlns:m="http://schemas.openxmlformats.org/officeDocument/2006/math" xmlns:v="urn:schemas-microsoft-com:vml" xmlns:wp14="http://schemas.microsoft.com/office/word/2010/wordprocessingDrawing" xmlns:wp="http://schemas.openxmlformats.org/drawingml/2006/wordprocessingDrawing" xmlns:w10="urn:schemas-microsoft-com:office:word" xmlns:w="http://schemas.openxmlformats.org/wordprocessingml/2006/main" xmlns:w14="http://schemas.microsoft.com/office/word/2010/wordml" xmlns:w15="http://schemas.microsoft.com/office/word/2012/wordml" xmlns:w16cid="http://schemas.microsoft.com/office/word/2016/wordml/cid" xmlns:w16se="http://schemas.microsoft.com/office/word/2015/wordml/symex" xmlns:wpg="http://schemas.microsoft.com/office/word/2010/wordprocessingGroup" xmlns:wpi="http://schemas.microsoft.com/office/word/2010/wordprocessingInk" xmlns:wne="http://schemas.microsoft.com/office/word/2006/wordml" xmlns:wps="http://schemas.microsoft.com/office/word/2010/wordprocessingShape" mc:Ignorable="w14 w15 w16se w16cid wp14">
   <w:footnote w:type="separator" w:id="-1">
     <w:p>
       <w:pPr>
@@ -15421,7 +15588,7 @@
 </file>
 
 <file path=word/header1.xml><?xml version="1.0" encoding="utf-8"?>
-<w:hdr xmlns:wpc="http://schemas.microsoft.com/office/word/2010/wordprocessingCanvas" xmlns:cx="http://schemas.microsoft.com/office/drawing/2014/chartex" xmlns:cx1="http://schemas.microsoft.com/office/drawing/2015/9/8/chartex" xmlns:cx2="http://schemas.microsoft.com/office/drawing/2015/10/21/chartex" xmlns:cx3="http://schemas.microsoft.com/office/drawing/2016/5/9/chartex" xmlns:cx4="http://schemas.microsoft.com/office/drawing/2016/5/10/chartex" xmlns:cx5="http://schemas.microsoft.com/office/drawing/2016/5/11/chartex" xmlns:cx6="http://schemas.microsoft.com/office/drawing/2016/5/12/chartex" xmlns:cx7="http://schemas.microsoft.com/office/drawing/2016/5/13/chartex" xmlns:cx8="http://schemas.microsoft.com/office/drawing/2016/5/14/chartex" xmlns:mc="http://schemas.openxmlformats.org/markup-compatibility/2006" xmlns:aink="http://schemas.microsoft.com/office/drawing/2016/ink" xmlns:am3d="http://schemas.microsoft.com/office/drawing/2017/model3d" xmlns:o="urn:schemas-microsoft-com:office:office" xmlns:oel="http://schemas.microsoft.com/office/2019/extlst" xmlns:r="http://schemas.openxmlformats.org/officeDocument/2006/relationships" xmlns:m="http://schemas.openxmlformats.org/officeDocument/2006/math" xmlns:v="urn:schemas-microsoft-com:vml" xmlns:wp14="http://schemas.microsoft.com/office/word/2010/wordprocessingDrawing" xmlns:wp="http://schemas.openxmlformats.org/drawingml/2006/wordprocessingDrawing" xmlns:w10="urn:schemas-microsoft-com:office:word" xmlns:w="http://schemas.openxmlformats.org/wordprocessingml/2006/main" xmlns:w14="http://schemas.microsoft.com/office/word/2010/wordml" xmlns:w15="http://schemas.microsoft.com/office/word/2012/wordml" xmlns:w16cex="http://schemas.microsoft.com/office/word/2018/wordml/cex" xmlns:w16cid="http://schemas.microsoft.com/office/word/2016/wordml/cid" xmlns:w16="http://schemas.microsoft.com/office/word/2018/wordml" xmlns:w16du="http://schemas.microsoft.com/office/word/2023/wordml/word16du" xmlns:w16sdtdh="http://schemas.microsoft.com/office/word/2020/wordml/sdtdatahash" xmlns:w16sdtfl="http://schemas.microsoft.com/office/word/2024/wordml/sdtformatlock" xmlns:w16se="http://schemas.microsoft.com/office/word/2015/wordml/symex" xmlns:wpg="http://schemas.microsoft.com/office/word/2010/wordprocessingGroup" xmlns:wpi="http://schemas.microsoft.com/office/word/2010/wordprocessingInk" xmlns:wne="http://schemas.microsoft.com/office/word/2006/wordml" xmlns:wps="http://schemas.microsoft.com/office/word/2010/wordprocessingShape" mc:Ignorable="w14 w15 w16se w16cid w16 w16cex w16sdtdh w16sdtfl w16du wp14">
+<w:hdr xmlns:wpc="http://schemas.microsoft.com/office/word/2010/wordprocessingCanvas" xmlns:cx="http://schemas.microsoft.com/office/drawing/2014/chartex" xmlns:cx1="http://schemas.microsoft.com/office/drawing/2015/9/8/chartex" xmlns:cx2="http://schemas.microsoft.com/office/drawing/2015/10/21/chartex" xmlns:cx3="http://schemas.microsoft.com/office/drawing/2016/5/9/chartex" xmlns:cx4="http://schemas.microsoft.com/office/drawing/2016/5/10/chartex" xmlns:cx5="http://schemas.microsoft.com/office/drawing/2016/5/11/chartex" xmlns:cx6="http://schemas.microsoft.com/office/drawing/2016/5/12/chartex" xmlns:cx7="http://schemas.microsoft.com/office/drawing/2016/5/13/chartex" xmlns:cx8="http://schemas.microsoft.com/office/drawing/2016/5/14/chartex" xmlns:mc="http://schemas.openxmlformats.org/markup-compatibility/2006" xmlns:aink="http://schemas.microsoft.com/office/drawing/2016/ink" xmlns:am3d="http://schemas.microsoft.com/office/drawing/2017/model3d" xmlns:o="urn:schemas-microsoft-com:office:office" xmlns:r="http://schemas.openxmlformats.org/officeDocument/2006/relationships" xmlns:m="http://schemas.openxmlformats.org/officeDocument/2006/math" xmlns:v="urn:schemas-microsoft-com:vml" xmlns:wp14="http://schemas.microsoft.com/office/word/2010/wordprocessingDrawing" xmlns:wp="http://schemas.openxmlformats.org/drawingml/2006/wordprocessingDrawing" xmlns:w10="urn:schemas-microsoft-com:office:word" xmlns:w="http://schemas.openxmlformats.org/wordprocessingml/2006/main" xmlns:w14="http://schemas.microsoft.com/office/word/2010/wordml" xmlns:w15="http://schemas.microsoft.com/office/word/2012/wordml" xmlns:w16cid="http://schemas.microsoft.com/office/word/2016/wordml/cid" xmlns:w16se="http://schemas.microsoft.com/office/word/2015/wordml/symex" xmlns:wpg="http://schemas.microsoft.com/office/word/2010/wordprocessingGroup" xmlns:wpi="http://schemas.microsoft.com/office/word/2010/wordprocessingInk" xmlns:wne="http://schemas.microsoft.com/office/word/2006/wordml" xmlns:wps="http://schemas.microsoft.com/office/word/2010/wordprocessingShape" mc:Ignorable="w14 w15 w16se w16cid wp14">
   <w:p>
     <w:pPr>
       <w:pStyle w:val="Encabezado"/>
@@ -15507,7 +15674,7 @@
 </file>
 
 <file path=word/numbering.xml><?xml version="1.0" encoding="utf-8"?>
-<w:numbering xmlns:wpc="http://schemas.microsoft.com/office/word/2010/wordprocessingCanvas" xmlns:cx="http://schemas.microsoft.com/office/drawing/2014/chartex" xmlns:cx1="http://schemas.microsoft.com/office/drawing/2015/9/8/chartex" xmlns:cx2="http://schemas.microsoft.com/office/drawing/2015/10/21/chartex" xmlns:cx3="http://schemas.microsoft.com/office/drawing/2016/5/9/chartex" xmlns:cx4="http://schemas.microsoft.com/office/drawing/2016/5/10/chartex" xmlns:cx5="http://schemas.microsoft.com/office/drawing/2016/5/11/chartex" xmlns:cx6="http://schemas.microsoft.com/office/drawing/2016/5/12/chartex" xmlns:cx7="http://schemas.microsoft.com/office/drawing/2016/5/13/chartex" xmlns:cx8="http://schemas.microsoft.com/office/drawing/2016/5/14/chartex" xmlns:mc="http://schemas.openxmlformats.org/markup-compatibility/2006" xmlns:aink="http://schemas.microsoft.com/office/drawing/2016/ink" xmlns:am3d="http://schemas.microsoft.com/office/drawing/2017/model3d" xmlns:o="urn:schemas-microsoft-com:office:office" xmlns:oel="http://schemas.microsoft.com/office/2019/extlst" xmlns:r="http://schemas.openxmlformats.org/officeDocument/2006/relationships" xmlns:m="http://schemas.openxmlformats.org/officeDocument/2006/math" xmlns:v="urn:schemas-microsoft-com:vml" xmlns:wp14="http://schemas.microsoft.com/office/word/2010/wordprocessingDrawing" xmlns:wp="http://schemas.openxmlformats.org/drawingml/2006/wordprocessingDrawing" xmlns:w10="urn:schemas-microsoft-com:office:word" xmlns:w="http://schemas.openxmlformats.org/wordprocessingml/2006/main" xmlns:w14="http://schemas.microsoft.com/office/word/2010/wordml" xmlns:w15="http://schemas.microsoft.com/office/word/2012/wordml" xmlns:w16cex="http://schemas.microsoft.com/office/word/2018/wordml/cex" xmlns:w16cid="http://schemas.microsoft.com/office/word/2016/wordml/cid" xmlns:w16="http://schemas.microsoft.com/office/word/2018/wordml" xmlns:w16du="http://schemas.microsoft.com/office/word/2023/wordml/word16du" xmlns:w16sdtdh="http://schemas.microsoft.com/office/word/2020/wordml/sdtdatahash" xmlns:w16sdtfl="http://schemas.microsoft.com/office/word/2024/wordml/sdtformatlock" xmlns:w16se="http://schemas.microsoft.com/office/word/2015/wordml/symex" xmlns:wpg="http://schemas.microsoft.com/office/word/2010/wordprocessingGroup" xmlns:wpi="http://schemas.microsoft.com/office/word/2010/wordprocessingInk" xmlns:wne="http://schemas.microsoft.com/office/word/2006/wordml" xmlns:wps="http://schemas.microsoft.com/office/word/2010/wordprocessingShape" mc:Ignorable="w14 w15 w16se w16cid w16 w16cex w16sdtdh w16sdtfl w16du wp14">
+<w:numbering xmlns:wpc="http://schemas.microsoft.com/office/word/2010/wordprocessingCanvas" xmlns:cx="http://schemas.microsoft.com/office/drawing/2014/chartex" xmlns:cx1="http://schemas.microsoft.com/office/drawing/2015/9/8/chartex" xmlns:cx2="http://schemas.microsoft.com/office/drawing/2015/10/21/chartex" xmlns:cx3="http://schemas.microsoft.com/office/drawing/2016/5/9/chartex" xmlns:cx4="http://schemas.microsoft.com/office/drawing/2016/5/10/chartex" xmlns:cx5="http://schemas.microsoft.com/office/drawing/2016/5/11/chartex" xmlns:cx6="http://schemas.microsoft.com/office/drawing/2016/5/12/chartex" xmlns:cx7="http://schemas.microsoft.com/office/drawing/2016/5/13/chartex" xmlns:cx8="http://schemas.microsoft.com/office/drawing/2016/5/14/chartex" xmlns:mc="http://schemas.openxmlformats.org/markup-compatibility/2006" xmlns:aink="http://schemas.microsoft.com/office/drawing/2016/ink" xmlns:am3d="http://schemas.microsoft.com/office/drawing/2017/model3d" xmlns:o="urn:schemas-microsoft-com:office:office" xmlns:r="http://schemas.openxmlformats.org/officeDocument/2006/relationships" xmlns:m="http://schemas.openxmlformats.org/officeDocument/2006/math" xmlns:v="urn:schemas-microsoft-com:vml" xmlns:wp14="http://schemas.microsoft.com/office/word/2010/wordprocessingDrawing" xmlns:wp="http://schemas.openxmlformats.org/drawingml/2006/wordprocessingDrawing" xmlns:w10="urn:schemas-microsoft-com:office:word" xmlns:w="http://schemas.openxmlformats.org/wordprocessingml/2006/main" xmlns:w14="http://schemas.microsoft.com/office/word/2010/wordml" xmlns:w15="http://schemas.microsoft.com/office/word/2012/wordml" xmlns:w16cid="http://schemas.microsoft.com/office/word/2016/wordml/cid" xmlns:w16se="http://schemas.microsoft.com/office/word/2015/wordml/symex" xmlns:wpg="http://schemas.microsoft.com/office/word/2010/wordprocessingGroup" xmlns:wpi="http://schemas.microsoft.com/office/word/2010/wordprocessingInk" xmlns:wne="http://schemas.microsoft.com/office/word/2006/wordml" xmlns:wps="http://schemas.microsoft.com/office/word/2010/wordprocessingShape" mc:Ignorable="w14 w15 w16se w16cid wp14">
   <w:abstractNum w:abstractNumId="0" w15:restartNumberingAfterBreak="0">
     <w:nsid w:val="FFFFFF89"/>
     <w:multiLevelType w:val="singleLevel"/>
@@ -15643,9 +15810,9 @@
     </w:lvl>
   </w:abstractNum>
   <w:abstractNum w:abstractNumId="2" w15:restartNumberingAfterBreak="0">
-    <w:nsid w:val="1EB65829"/>
+    <w:nsid w:val="18384AD1"/>
     <w:multiLevelType w:val="hybridMultilevel"/>
-    <w:tmpl w:val="DD5CC102"/>
+    <w:tmpl w:val="EA567AEA"/>
     <w:lvl w:ilvl="0" w:tplc="240A0001">
       <w:start w:val="1"/>
       <w:numFmt w:val="bullet"/>
@@ -15756,6 +15923,119 @@
     </w:lvl>
   </w:abstractNum>
   <w:abstractNum w:abstractNumId="3" w15:restartNumberingAfterBreak="0">
+    <w:nsid w:val="1EB65829"/>
+    <w:multiLevelType w:val="hybridMultilevel"/>
+    <w:tmpl w:val="DD5CC102"/>
+    <w:lvl w:ilvl="0" w:tplc="240A0001">
+      <w:start w:val="1"/>
+      <w:numFmt w:val="bullet"/>
+      <w:lvlText w:val=""/>
+      <w:lvlJc w:val="left"/>
+      <w:pPr>
+        <w:ind w:left="1429" w:hanging="360"/>
+      </w:pPr>
+      <w:rPr>
+        <w:rFonts w:ascii="Symbol" w:hAnsi="Symbol" w:hint="default"/>
+      </w:rPr>
+    </w:lvl>
+    <w:lvl w:ilvl="1" w:tplc="240A0003" w:tentative="1">
+      <w:start w:val="1"/>
+      <w:numFmt w:val="bullet"/>
+      <w:lvlText w:val="o"/>
+      <w:lvlJc w:val="left"/>
+      <w:pPr>
+        <w:ind w:left="2149" w:hanging="360"/>
+      </w:pPr>
+      <w:rPr>
+        <w:rFonts w:ascii="Courier New" w:hAnsi="Courier New" w:cs="Courier New" w:hint="default"/>
+      </w:rPr>
+    </w:lvl>
+    <w:lvl w:ilvl="2" w:tplc="240A0005" w:tentative="1">
+      <w:start w:val="1"/>
+      <w:numFmt w:val="bullet"/>
+      <w:lvlText w:val=""/>
+      <w:lvlJc w:val="left"/>
+      <w:pPr>
+        <w:ind w:left="2869" w:hanging="360"/>
+      </w:pPr>
+      <w:rPr>
+        <w:rFonts w:ascii="Wingdings" w:hAnsi="Wingdings" w:hint="default"/>
+      </w:rPr>
+    </w:lvl>
+    <w:lvl w:ilvl="3" w:tplc="240A0001" w:tentative="1">
+      <w:start w:val="1"/>
+      <w:numFmt w:val="bullet"/>
+      <w:lvlText w:val=""/>
+      <w:lvlJc w:val="left"/>
+      <w:pPr>
+        <w:ind w:left="3589" w:hanging="360"/>
+      </w:pPr>
+      <w:rPr>
+        <w:rFonts w:ascii="Symbol" w:hAnsi="Symbol" w:hint="default"/>
+      </w:rPr>
+    </w:lvl>
+    <w:lvl w:ilvl="4" w:tplc="240A0003" w:tentative="1">
+      <w:start w:val="1"/>
+      <w:numFmt w:val="bullet"/>
+      <w:lvlText w:val="o"/>
+      <w:lvlJc w:val="left"/>
+      <w:pPr>
+        <w:ind w:left="4309" w:hanging="360"/>
+      </w:pPr>
+      <w:rPr>
+        <w:rFonts w:ascii="Courier New" w:hAnsi="Courier New" w:cs="Courier New" w:hint="default"/>
+      </w:rPr>
+    </w:lvl>
+    <w:lvl w:ilvl="5" w:tplc="240A0005" w:tentative="1">
+      <w:start w:val="1"/>
+      <w:numFmt w:val="bullet"/>
+      <w:lvlText w:val=""/>
+      <w:lvlJc w:val="left"/>
+      <w:pPr>
+        <w:ind w:left="5029" w:hanging="360"/>
+      </w:pPr>
+      <w:rPr>
+        <w:rFonts w:ascii="Wingdings" w:hAnsi="Wingdings" w:hint="default"/>
+      </w:rPr>
+    </w:lvl>
+    <w:lvl w:ilvl="6" w:tplc="240A0001" w:tentative="1">
+      <w:start w:val="1"/>
+      <w:numFmt w:val="bullet"/>
+      <w:lvlText w:val=""/>
+      <w:lvlJc w:val="left"/>
+      <w:pPr>
+        <w:ind w:left="5749" w:hanging="360"/>
+      </w:pPr>
+      <w:rPr>
+        <w:rFonts w:ascii="Symbol" w:hAnsi="Symbol" w:hint="default"/>
+      </w:rPr>
+    </w:lvl>
+    <w:lvl w:ilvl="7" w:tplc="240A0003" w:tentative="1">
+      <w:start w:val="1"/>
+      <w:numFmt w:val="bullet"/>
+      <w:lvlText w:val="o"/>
+      <w:lvlJc w:val="left"/>
+      <w:pPr>
+        <w:ind w:left="6469" w:hanging="360"/>
+      </w:pPr>
+      <w:rPr>
+        <w:rFonts w:ascii="Courier New" w:hAnsi="Courier New" w:cs="Courier New" w:hint="default"/>
+      </w:rPr>
+    </w:lvl>
+    <w:lvl w:ilvl="8" w:tplc="240A0005" w:tentative="1">
+      <w:start w:val="1"/>
+      <w:numFmt w:val="bullet"/>
+      <w:lvlText w:val=""/>
+      <w:lvlJc w:val="left"/>
+      <w:pPr>
+        <w:ind w:left="7189" w:hanging="360"/>
+      </w:pPr>
+      <w:rPr>
+        <w:rFonts w:ascii="Wingdings" w:hAnsi="Wingdings" w:hint="default"/>
+      </w:rPr>
+    </w:lvl>
+  </w:abstractNum>
+  <w:abstractNum w:abstractNumId="4" w15:restartNumberingAfterBreak="0">
     <w:nsid w:val="1EEF6FD1"/>
     <w:multiLevelType w:val="hybridMultilevel"/>
     <w:tmpl w:val="627C9348"/>
@@ -15845,7 +16125,7 @@
       </w:pPr>
     </w:lvl>
   </w:abstractNum>
-  <w:abstractNum w:abstractNumId="4" w15:restartNumberingAfterBreak="0">
+  <w:abstractNum w:abstractNumId="5" w15:restartNumberingAfterBreak="0">
     <w:nsid w:val="27412B07"/>
     <w:multiLevelType w:val="hybridMultilevel"/>
     <w:tmpl w:val="12EE945A"/>
@@ -15936,7 +16216,7 @@
       </w:pPr>
     </w:lvl>
   </w:abstractNum>
-  <w:abstractNum w:abstractNumId="5" w15:restartNumberingAfterBreak="0">
+  <w:abstractNum w:abstractNumId="6" w15:restartNumberingAfterBreak="0">
     <w:nsid w:val="2F620FB5"/>
     <w:multiLevelType w:val="hybridMultilevel"/>
     <w:tmpl w:val="8780C3B6"/>
@@ -16049,7 +16329,7 @@
       </w:rPr>
     </w:lvl>
   </w:abstractNum>
-  <w:abstractNum w:abstractNumId="6" w15:restartNumberingAfterBreak="0">
+  <w:abstractNum w:abstractNumId="7" w15:restartNumberingAfterBreak="0">
     <w:nsid w:val="368E176E"/>
     <w:multiLevelType w:val="hybridMultilevel"/>
     <w:tmpl w:val="BDF054FE"/>
@@ -16143,7 +16423,7 @@
       </w:pPr>
     </w:lvl>
   </w:abstractNum>
-  <w:abstractNum w:abstractNumId="7" w15:restartNumberingAfterBreak="0">
+  <w:abstractNum w:abstractNumId="8" w15:restartNumberingAfterBreak="0">
     <w:nsid w:val="3DDF6562"/>
     <w:multiLevelType w:val="multilevel"/>
     <w:tmpl w:val="6C7AF928"/>
@@ -16264,7 +16544,7 @@
       </w:rPr>
     </w:lvl>
   </w:abstractNum>
-  <w:abstractNum w:abstractNumId="8" w15:restartNumberingAfterBreak="0">
+  <w:abstractNum w:abstractNumId="9" w15:restartNumberingAfterBreak="0">
     <w:nsid w:val="3FCD4AAD"/>
     <w:multiLevelType w:val="hybridMultilevel"/>
     <w:tmpl w:val="41BAFDDA"/>
@@ -16377,7 +16657,7 @@
       </w:rPr>
     </w:lvl>
   </w:abstractNum>
-  <w:abstractNum w:abstractNumId="9" w15:restartNumberingAfterBreak="0">
+  <w:abstractNum w:abstractNumId="10" w15:restartNumberingAfterBreak="0">
     <w:nsid w:val="3FDA5AE4"/>
     <w:multiLevelType w:val="hybridMultilevel"/>
     <w:tmpl w:val="29C8278E"/>
@@ -16490,7 +16770,7 @@
       </w:rPr>
     </w:lvl>
   </w:abstractNum>
-  <w:abstractNum w:abstractNumId="10" w15:restartNumberingAfterBreak="0">
+  <w:abstractNum w:abstractNumId="11" w15:restartNumberingAfterBreak="0">
     <w:nsid w:val="43FE3993"/>
     <w:multiLevelType w:val="hybridMultilevel"/>
     <w:tmpl w:val="15EC4D34"/>
@@ -16603,7 +16883,96 @@
       </w:rPr>
     </w:lvl>
   </w:abstractNum>
-  <w:abstractNum w:abstractNumId="11" w15:restartNumberingAfterBreak="0">
+  <w:abstractNum w:abstractNumId="12" w15:restartNumberingAfterBreak="0">
+    <w:nsid w:val="4403612E"/>
+    <w:multiLevelType w:val="hybridMultilevel"/>
+    <w:tmpl w:val="212CF5C6"/>
+    <w:lvl w:ilvl="0" w:tplc="6B80A996">
+      <w:start w:val="1"/>
+      <w:numFmt w:val="upperLetter"/>
+      <w:lvlText w:val="%1."/>
+      <w:lvlJc w:val="left"/>
+      <w:pPr>
+        <w:ind w:left="1429" w:hanging="360"/>
+      </w:pPr>
+      <w:rPr>
+        <w:b/>
+      </w:rPr>
+    </w:lvl>
+    <w:lvl w:ilvl="1" w:tplc="240A0019" w:tentative="1">
+      <w:start w:val="1"/>
+      <w:numFmt w:val="lowerLetter"/>
+      <w:lvlText w:val="%2."/>
+      <w:lvlJc w:val="left"/>
+      <w:pPr>
+        <w:ind w:left="2149" w:hanging="360"/>
+      </w:pPr>
+    </w:lvl>
+    <w:lvl w:ilvl="2" w:tplc="240A001B" w:tentative="1">
+      <w:start w:val="1"/>
+      <w:numFmt w:val="lowerRoman"/>
+      <w:lvlText w:val="%3."/>
+      <w:lvlJc w:val="right"/>
+      <w:pPr>
+        <w:ind w:left="2869" w:hanging="180"/>
+      </w:pPr>
+    </w:lvl>
+    <w:lvl w:ilvl="3" w:tplc="240A000F" w:tentative="1">
+      <w:start w:val="1"/>
+      <w:numFmt w:val="decimal"/>
+      <w:lvlText w:val="%4."/>
+      <w:lvlJc w:val="left"/>
+      <w:pPr>
+        <w:ind w:left="3589" w:hanging="360"/>
+      </w:pPr>
+    </w:lvl>
+    <w:lvl w:ilvl="4" w:tplc="240A0019" w:tentative="1">
+      <w:start w:val="1"/>
+      <w:numFmt w:val="lowerLetter"/>
+      <w:lvlText w:val="%5."/>
+      <w:lvlJc w:val="left"/>
+      <w:pPr>
+        <w:ind w:left="4309" w:hanging="360"/>
+      </w:pPr>
+    </w:lvl>
+    <w:lvl w:ilvl="5" w:tplc="240A001B" w:tentative="1">
+      <w:start w:val="1"/>
+      <w:numFmt w:val="lowerRoman"/>
+      <w:lvlText w:val="%6."/>
+      <w:lvlJc w:val="right"/>
+      <w:pPr>
+        <w:ind w:left="5029" w:hanging="180"/>
+      </w:pPr>
+    </w:lvl>
+    <w:lvl w:ilvl="6" w:tplc="240A000F" w:tentative="1">
+      <w:start w:val="1"/>
+      <w:numFmt w:val="decimal"/>
+      <w:lvlText w:val="%7."/>
+      <w:lvlJc w:val="left"/>
+      <w:pPr>
+        <w:ind w:left="5749" w:hanging="360"/>
+      </w:pPr>
+    </w:lvl>
+    <w:lvl w:ilvl="7" w:tplc="240A0019" w:tentative="1">
+      <w:start w:val="1"/>
+      <w:numFmt w:val="lowerLetter"/>
+      <w:lvlText w:val="%8."/>
+      <w:lvlJc w:val="left"/>
+      <w:pPr>
+        <w:ind w:left="6469" w:hanging="360"/>
+      </w:pPr>
+    </w:lvl>
+    <w:lvl w:ilvl="8" w:tplc="240A001B" w:tentative="1">
+      <w:start w:val="1"/>
+      <w:numFmt w:val="lowerRoman"/>
+      <w:lvlText w:val="%9."/>
+      <w:lvlJc w:val="right"/>
+      <w:pPr>
+        <w:ind w:left="7189" w:hanging="180"/>
+      </w:pPr>
+    </w:lvl>
+  </w:abstractNum>
+  <w:abstractNum w:abstractNumId="13" w15:restartNumberingAfterBreak="0">
     <w:nsid w:val="4B9E34F9"/>
     <w:multiLevelType w:val="hybridMultilevel"/>
     <w:tmpl w:val="D9FC1E32"/>
@@ -16716,7 +17085,7 @@
       </w:rPr>
     </w:lvl>
   </w:abstractNum>
-  <w:abstractNum w:abstractNumId="12" w15:restartNumberingAfterBreak="0">
+  <w:abstractNum w:abstractNumId="14" w15:restartNumberingAfterBreak="0">
     <w:nsid w:val="4D07525A"/>
     <w:multiLevelType w:val="hybridMultilevel"/>
     <w:tmpl w:val="DD326BB0"/>
@@ -16829,7 +17198,7 @@
       </w:rPr>
     </w:lvl>
   </w:abstractNum>
-  <w:abstractNum w:abstractNumId="13" w15:restartNumberingAfterBreak="0">
+  <w:abstractNum w:abstractNumId="15" w15:restartNumberingAfterBreak="0">
     <w:nsid w:val="4EBE1EF6"/>
     <w:multiLevelType w:val="hybridMultilevel"/>
     <w:tmpl w:val="AF3C2E24"/>
@@ -16920,7 +17289,7 @@
       </w:pPr>
     </w:lvl>
   </w:abstractNum>
-  <w:abstractNum w:abstractNumId="14" w15:restartNumberingAfterBreak="0">
+  <w:abstractNum w:abstractNumId="16" w15:restartNumberingAfterBreak="0">
     <w:nsid w:val="54E811EB"/>
     <w:multiLevelType w:val="hybridMultilevel"/>
     <w:tmpl w:val="105AC5D4"/>
@@ -17033,7 +17402,7 @@
       </w:rPr>
     </w:lvl>
   </w:abstractNum>
-  <w:abstractNum w:abstractNumId="15" w15:restartNumberingAfterBreak="0">
+  <w:abstractNum w:abstractNumId="17" w15:restartNumberingAfterBreak="0">
     <w:nsid w:val="5ED72BCD"/>
     <w:multiLevelType w:val="hybridMultilevel"/>
     <w:tmpl w:val="100E2818"/>
@@ -17146,7 +17515,7 @@
       </w:rPr>
     </w:lvl>
   </w:abstractNum>
-  <w:abstractNum w:abstractNumId="16" w15:restartNumberingAfterBreak="0">
+  <w:abstractNum w:abstractNumId="18" w15:restartNumberingAfterBreak="0">
     <w:nsid w:val="775A1ACF"/>
     <w:multiLevelType w:val="hybridMultilevel"/>
     <w:tmpl w:val="27A2BF20"/>
@@ -17236,7 +17605,7 @@
       </w:pPr>
     </w:lvl>
   </w:abstractNum>
-  <w:abstractNum w:abstractNumId="17" w15:restartNumberingAfterBreak="0">
+  <w:abstractNum w:abstractNumId="19" w15:restartNumberingAfterBreak="0">
     <w:nsid w:val="7B7D3C22"/>
     <w:multiLevelType w:val="hybridMultilevel"/>
     <w:tmpl w:val="5F48A2E4"/>
@@ -17349,7 +17718,7 @@
       </w:rPr>
     </w:lvl>
   </w:abstractNum>
-  <w:abstractNum w:abstractNumId="18" w15:restartNumberingAfterBreak="0">
+  <w:abstractNum w:abstractNumId="20" w15:restartNumberingAfterBreak="0">
     <w:nsid w:val="7D15595E"/>
     <w:multiLevelType w:val="hybridMultilevel"/>
     <w:tmpl w:val="5BC40452"/>
@@ -17462,7 +17831,7 @@
       </w:rPr>
     </w:lvl>
   </w:abstractNum>
-  <w:abstractNum w:abstractNumId="19" w15:restartNumberingAfterBreak="0">
+  <w:abstractNum w:abstractNumId="21" w15:restartNumberingAfterBreak="0">
     <w:nsid w:val="7DA27298"/>
     <w:multiLevelType w:val="hybridMultilevel"/>
     <w:tmpl w:val="0A0CB570"/>
@@ -17575,72 +17944,78 @@
       </w:rPr>
     </w:lvl>
   </w:abstractNum>
-  <w:num w:numId="1" w16cid:durableId="1564368851">
+  <w:num w:numId="1">
     <w:abstractNumId w:val="0"/>
   </w:num>
-  <w:num w:numId="2" w16cid:durableId="1355350161">
+  <w:num w:numId="2">
+    <w:abstractNumId w:val="5"/>
+  </w:num>
+  <w:num w:numId="3">
+    <w:abstractNumId w:val="15"/>
+  </w:num>
+  <w:num w:numId="4">
+    <w:abstractNumId w:val="7"/>
+  </w:num>
+  <w:num w:numId="5">
+    <w:abstractNumId w:val="8"/>
+  </w:num>
+  <w:num w:numId="6">
+    <w:abstractNumId w:val="14"/>
+  </w:num>
+  <w:num w:numId="7">
+    <w:abstractNumId w:val="6"/>
+  </w:num>
+  <w:num w:numId="8">
+    <w:abstractNumId w:val="21"/>
+  </w:num>
+  <w:num w:numId="9">
+    <w:abstractNumId w:val="17"/>
+  </w:num>
+  <w:num w:numId="10">
     <w:abstractNumId w:val="4"/>
   </w:num>
-  <w:num w:numId="3" w16cid:durableId="1436680601">
+  <w:num w:numId="11">
+    <w:abstractNumId w:val="19"/>
+  </w:num>
+  <w:num w:numId="12">
+    <w:abstractNumId w:val="18"/>
+  </w:num>
+  <w:num w:numId="13">
+    <w:abstractNumId w:val="10"/>
+  </w:num>
+  <w:num w:numId="14">
+    <w:abstractNumId w:val="9"/>
+  </w:num>
+  <w:num w:numId="15">
+    <w:abstractNumId w:val="20"/>
+  </w:num>
+  <w:num w:numId="16">
+    <w:abstractNumId w:val="3"/>
+  </w:num>
+  <w:num w:numId="17">
+    <w:abstractNumId w:val="16"/>
+  </w:num>
+  <w:num w:numId="18">
+    <w:abstractNumId w:val="11"/>
+  </w:num>
+  <w:num w:numId="19">
     <w:abstractNumId w:val="13"/>
   </w:num>
-  <w:num w:numId="4" w16cid:durableId="1297830848">
-    <w:abstractNumId w:val="6"/>
+  <w:num w:numId="20">
+    <w:abstractNumId w:val="1"/>
   </w:num>
-  <w:num w:numId="5" w16cid:durableId="578057766">
-    <w:abstractNumId w:val="7"/>
-  </w:num>
-  <w:num w:numId="6" w16cid:durableId="964851608">
-    <w:abstractNumId w:val="12"/>
-  </w:num>
-  <w:num w:numId="7" w16cid:durableId="1970017108">
-    <w:abstractNumId w:val="5"/>
-  </w:num>
-  <w:num w:numId="8" w16cid:durableId="1156217153">
-    <w:abstractNumId w:val="19"/>
-  </w:num>
-  <w:num w:numId="9" w16cid:durableId="198857762">
-    <w:abstractNumId w:val="15"/>
-  </w:num>
-  <w:num w:numId="10" w16cid:durableId="2085906442">
-    <w:abstractNumId w:val="3"/>
-  </w:num>
-  <w:num w:numId="11" w16cid:durableId="508445156">
-    <w:abstractNumId w:val="17"/>
-  </w:num>
-  <w:num w:numId="12" w16cid:durableId="350037590">
-    <w:abstractNumId w:val="16"/>
-  </w:num>
-  <w:num w:numId="13" w16cid:durableId="1390958956">
-    <w:abstractNumId w:val="9"/>
-  </w:num>
-  <w:num w:numId="14" w16cid:durableId="683553586">
-    <w:abstractNumId w:val="8"/>
-  </w:num>
-  <w:num w:numId="15" w16cid:durableId="1989623971">
-    <w:abstractNumId w:val="18"/>
-  </w:num>
-  <w:num w:numId="16" w16cid:durableId="1687899565">
+  <w:num w:numId="21">
     <w:abstractNumId w:val="2"/>
   </w:num>
-  <w:num w:numId="17" w16cid:durableId="1027605405">
-    <w:abstractNumId w:val="14"/>
-  </w:num>
-  <w:num w:numId="18" w16cid:durableId="1403674912">
-    <w:abstractNumId w:val="10"/>
-  </w:num>
-  <w:num w:numId="19" w16cid:durableId="161892641">
-    <w:abstractNumId w:val="11"/>
-  </w:num>
-  <w:num w:numId="20" w16cid:durableId="1535270384">
-    <w:abstractNumId w:val="1"/>
+  <w:num w:numId="22">
+    <w:abstractNumId w:val="12"/>
   </w:num>
   <w:numIdMacAtCleanup w:val="20"/>
 </w:numbering>
 </file>
 
 <file path=word/styles.xml><?xml version="1.0" encoding="utf-8"?>
-<w:styles xmlns:mc="http://schemas.openxmlformats.org/markup-compatibility/2006" xmlns:r="http://schemas.openxmlformats.org/officeDocument/2006/relationships" xmlns:w="http://schemas.openxmlformats.org/wordprocessingml/2006/main" xmlns:w14="http://schemas.microsoft.com/office/word/2010/wordml" xmlns:w15="http://schemas.microsoft.com/office/word/2012/wordml" xmlns:w16cex="http://schemas.microsoft.com/office/word/2018/wordml/cex" xmlns:w16cid="http://schemas.microsoft.com/office/word/2016/wordml/cid" xmlns:w16="http://schemas.microsoft.com/office/word/2018/wordml" xmlns:w16du="http://schemas.microsoft.com/office/word/2023/wordml/word16du" xmlns:w16sdtdh="http://schemas.microsoft.com/office/word/2020/wordml/sdtdatahash" xmlns:w16sdtfl="http://schemas.microsoft.com/office/word/2024/wordml/sdtformatlock" xmlns:w16se="http://schemas.microsoft.com/office/word/2015/wordml/symex" mc:Ignorable="w14 w15 w16se w16cid w16 w16cex w16sdtdh w16sdtfl w16du">
+<w:styles xmlns:mc="http://schemas.openxmlformats.org/markup-compatibility/2006" xmlns:r="http://schemas.openxmlformats.org/officeDocument/2006/relationships" xmlns:w="http://schemas.openxmlformats.org/wordprocessingml/2006/main" xmlns:w14="http://schemas.microsoft.com/office/word/2010/wordml" xmlns:w15="http://schemas.microsoft.com/office/word/2012/wordml" xmlns:w16cid="http://schemas.microsoft.com/office/word/2016/wordml/cid" xmlns:w16se="http://schemas.microsoft.com/office/word/2015/wordml/symex" mc:Ignorable="w14 w15 w16se w16cid">
   <w:docDefaults>
     <w:rPrDefault>
       <w:rPr>
@@ -17658,7 +18033,7 @@
       </w:pPr>
     </w:pPrDefault>
   </w:docDefaults>
-  <w:latentStyles w:defLockedState="0" w:defUIPriority="99" w:defSemiHidden="0" w:defUnhideWhenUsed="0" w:defQFormat="0" w:count="376">
+  <w:latentStyles w:defLockedState="0" w:defUIPriority="99" w:defSemiHidden="0" w:defUnhideWhenUsed="0" w:defQFormat="0" w:count="375">
     <w:lsdException w:name="Normal" w:uiPriority="0" w:qFormat="1"/>
     <w:lsdException w:name="heading 1" w:uiPriority="9" w:qFormat="1"/>
     <w:lsdException w:name="heading 2" w:semiHidden="1" w:uiPriority="9" w:unhideWhenUsed="1" w:qFormat="1"/>
@@ -18034,7 +18409,6 @@
     <w:lsdException w:name="Smart Hyperlink" w:semiHidden="1" w:unhideWhenUsed="1"/>
     <w:lsdException w:name="Hashtag" w:semiHidden="1" w:unhideWhenUsed="1"/>
     <w:lsdException w:name="Unresolved Mention" w:semiHidden="1" w:unhideWhenUsed="1"/>
-    <w:lsdException w:name="Smart Link" w:semiHidden="1" w:unhideWhenUsed="1"/>
   </w:latentStyles>
   <w:style w:type="paragraph" w:default="1" w:styleId="Normal">
     <w:name w:val="Normal"/>
@@ -18988,7 +19362,7 @@
       </w:rPr>
     </w:tblStylePr>
   </w:style>
-  <w:style w:type="character" w:styleId="Fuerte">
+  <w:style w:type="character" w:styleId="Textoennegrita">
     <w:name w:val="Strong"/>
     <w:basedOn w:val="Fuentedeprrafopredeter"/>
     <w:uiPriority w:val="22"/>
@@ -19822,6 +20196,17 @@
 </file>
 
 <file path=customXml/item2.xml><?xml version="1.0" encoding="utf-8"?>
+<p:properties xmlns:p="http://schemas.microsoft.com/office/2006/metadata/properties" xmlns:xsi="http://www.w3.org/2001/XMLSchema-instance" xmlns:pc="http://schemas.microsoft.com/office/infopath/2007/PartnerControls">
+  <documentManagement>
+    <TaxCatchAll xmlns="13c90a0b-73bc-4dc0-be5f-28d77b615beb" xsi:nil="true"/>
+    <lcf76f155ced4ddcb4097134ff3c332f xmlns="13c93bba-48ce-428c-bfe5-88b42c19b028">
+      <Terms xmlns="http://schemas.microsoft.com/office/infopath/2007/PartnerControls"/>
+    </lcf76f155ced4ddcb4097134ff3c332f>
+  </documentManagement>
+</p:properties>
+</file>
+
+<file path=customXml/item3.xml><?xml version="1.0" encoding="utf-8"?>
 <?mso-contentType ?>
 <FormTemplates xmlns="http://schemas.microsoft.com/sharepoint/v3/contenttype/forms">
   <Display>DocumentLibraryForm</Display>
@@ -19830,19 +20215,8 @@
 </FormTemplates>
 </file>
 
-<file path=customXml/item3.xml><?xml version="1.0" encoding="utf-8"?>
+<file path=customXml/item4.xml><?xml version="1.0" encoding="utf-8"?>
 <b:Sources xmlns:b="http://schemas.openxmlformats.org/officeDocument/2006/bibliography" xmlns="http://schemas.openxmlformats.org/officeDocument/2006/bibliography" SelectedStyle="\APASixthEditionOfficeOnline.xsl" StyleName="APA" Version="6"/>
-</file>
-
-<file path=customXml/item4.xml><?xml version="1.0" encoding="utf-8"?>
-<p:properties xmlns:p="http://schemas.microsoft.com/office/2006/metadata/properties" xmlns:xsi="http://www.w3.org/2001/XMLSchema-instance" xmlns:pc="http://schemas.microsoft.com/office/infopath/2007/PartnerControls">
-  <documentManagement>
-    <TaxCatchAll xmlns="13c90a0b-73bc-4dc0-be5f-28d77b615beb" xsi:nil="true"/>
-    <lcf76f155ced4ddcb4097134ff3c332f xmlns="13c93bba-48ce-428c-bfe5-88b42c19b028">
-      <Terms xmlns="http://schemas.microsoft.com/office/infopath/2007/PartnerControls"/>
-    </lcf76f155ced4ddcb4097134ff3c332f>
-  </documentManagement>
-</p:properties>
 </file>
 
 <file path=customXml/itemProps1.xml><?xml version="1.0" encoding="utf-8"?>
@@ -19865,22 +20239,6 @@
 </file>
 
 <file path=customXml/itemProps2.xml><?xml version="1.0" encoding="utf-8"?>
-<ds:datastoreItem xmlns:ds="http://schemas.openxmlformats.org/officeDocument/2006/customXml" ds:itemID="{10663269-2064-4804-8290-36D4A57F5557}">
-  <ds:schemaRefs>
-    <ds:schemaRef ds:uri="http://schemas.microsoft.com/sharepoint/v3/contenttype/forms"/>
-  </ds:schemaRefs>
-</ds:datastoreItem>
-</file>
-
-<file path=customXml/itemProps3.xml><?xml version="1.0" encoding="utf-8"?>
-<ds:datastoreItem xmlns:ds="http://schemas.openxmlformats.org/officeDocument/2006/customXml" ds:itemID="{2D2B5832-E448-44FA-9BA7-4210E2303E31}">
-  <ds:schemaRefs>
-    <ds:schemaRef ds:uri="http://schemas.openxmlformats.org/officeDocument/2006/bibliography"/>
-  </ds:schemaRefs>
-</ds:datastoreItem>
-</file>
-
-<file path=customXml/itemProps4.xml><?xml version="1.0" encoding="utf-8"?>
 <ds:datastoreItem xmlns:ds="http://schemas.openxmlformats.org/officeDocument/2006/customXml" ds:itemID="{1279454D-02BE-4A9C-A117-DCD1573E2608}">
   <ds:schemaRefs>
     <ds:schemaRef ds:uri="http://schemas.microsoft.com/office/2006/metadata/properties"/>
@@ -19889,4 +20247,20 @@
     <ds:schemaRef ds:uri="13c93bba-48ce-428c-bfe5-88b42c19b028"/>
   </ds:schemaRefs>
 </ds:datastoreItem>
+</file>
+
+<file path=customXml/itemProps3.xml><?xml version="1.0" encoding="utf-8"?>
+<ds:datastoreItem xmlns:ds="http://schemas.openxmlformats.org/officeDocument/2006/customXml" ds:itemID="{10663269-2064-4804-8290-36D4A57F5557}">
+  <ds:schemaRefs>
+    <ds:schemaRef ds:uri="http://schemas.microsoft.com/sharepoint/v3/contenttype/forms"/>
+  </ds:schemaRefs>
+</ds:datastoreItem>
+</file>
+
+<file path=customXml/itemProps4.xml><?xml version="1.0" encoding="utf-8"?>
+<ds:datastoreItem xmlns:ds="http://schemas.openxmlformats.org/officeDocument/2006/customXml" ds:itemID="{481EAFA5-1AB9-4796-8BF1-0BDFFE0A0B48}">
+  <ds:schemaRefs>
+    <ds:schemaRef ds:uri="http://schemas.openxmlformats.org/officeDocument/2006/bibliography"/>
+  </ds:schemaRefs>
+</ds:datastoreItem>
 </file>